--- a/thu/prac/Random_Forest_Practical/Practical Random_Forest_2026.docx
+++ b/thu/prac/Random_Forest_Practical/Practical Random_Forest_2026.docx
@@ -437,21 +437,7 @@
         <w:rPr>
           <w:rFonts w:ascii="Times New Roman" w:hAnsi="Times New Roman" w:cs="Times New Roman"/>
         </w:rPr>
-        <w:t xml:space="preserve">interface to </w:t>
-      </w:r>
-      <w:proofErr w:type="gramStart"/>
-      <w:r>
-        <w:rPr>
-          <w:rFonts w:ascii="Times New Roman" w:hAnsi="Times New Roman" w:cs="Times New Roman"/>
-        </w:rPr>
-        <w:t>a large number of</w:t>
-      </w:r>
-      <w:proofErr w:type="gramEnd"/>
-      <w:r>
-        <w:rPr>
-          <w:rFonts w:ascii="Times New Roman" w:hAnsi="Times New Roman" w:cs="Times New Roman"/>
-        </w:rPr>
-        <w:t xml:space="preserve"> classification and regression techniques,</w:t>
+        <w:t>interface to a large number of classification and regression techniques,</w:t>
       </w:r>
       <w:r>
         <w:rPr>
@@ -796,7 +782,6 @@
         <w:t xml:space="preserve"> which is included in the library </w:t>
       </w:r>
       <w:proofErr w:type="spellStart"/>
-      <w:proofErr w:type="gramStart"/>
       <w:r>
         <w:rPr>
           <w:rFonts w:ascii="Courier New" w:hAnsi="Courier New" w:cs="Courier New"/>
@@ -806,7 +791,6 @@
         <w:t>mlbench</w:t>
       </w:r>
       <w:proofErr w:type="spellEnd"/>
-      <w:proofErr w:type="gramEnd"/>
       <w:r>
         <w:rPr>
           <w:rFonts w:ascii="Times New Roman" w:hAnsi="Times New Roman" w:cs="Times New Roman"/>
@@ -830,21 +814,7 @@
         <w:rPr>
           <w:rFonts w:ascii="Times New Roman" w:hAnsi="Times New Roman" w:cs="Times New Roman"/>
         </w:rPr>
-        <w:t xml:space="preserve"> been taken from the UCI Repository </w:t>
-      </w:r>
-      <w:proofErr w:type="gramStart"/>
-      <w:r>
-        <w:rPr>
-          <w:rFonts w:ascii="Times New Roman" w:hAnsi="Times New Roman" w:cs="Times New Roman"/>
-        </w:rPr>
-        <w:t>Of</w:t>
-      </w:r>
-      <w:proofErr w:type="gramEnd"/>
-      <w:r>
-        <w:rPr>
-          <w:rFonts w:ascii="Times New Roman" w:hAnsi="Times New Roman" w:cs="Times New Roman"/>
-        </w:rPr>
-        <w:t xml:space="preserve"> Machine Learning Databases. Zoo is a simple dataset containing 17 (mostly logical) variables on 101 animals.</w:t>
+        <w:t xml:space="preserve"> been taken from the UCI Repository Of Machine Learning Databases. Zoo is a simple dataset containing 17 (mostly logical) variables on 101 animals.</w:t>
       </w:r>
       <w:r>
         <w:t xml:space="preserve"> </w:t>
@@ -1144,196 +1114,493 @@
         </w:rPr>
         <w:t xml:space="preserve"> </w:t>
       </w:r>
-      <w:proofErr w:type="gramStart"/>
       <w:r>
         <w:rPr>
           <w:rFonts w:ascii="Courier New" w:hAnsi="Courier New" w:cs="Courier New"/>
           <w:b/>
           <w:color w:val="0070C0"/>
         </w:rPr>
-        <w:t>data(</w:t>
-      </w:r>
-      <w:proofErr w:type="gramEnd"/>
+        <w:t>data(Zoo)</w:t>
+      </w:r>
+      <w:r>
+        <w:rPr>
+          <w:rFonts w:ascii="Times New Roman" w:hAnsi="Times New Roman" w:cs="Times New Roman"/>
+        </w:rPr>
+        <w:t xml:space="preserve">. </w:t>
+      </w:r>
+    </w:p>
+    <w:p>
+      <w:pPr>
+        <w:rPr>
+          <w:rFonts w:ascii="Times New Roman" w:hAnsi="Times New Roman" w:cs="Times New Roman"/>
+        </w:rPr>
+      </w:pPr>
+      <w:r>
+        <w:rPr>
+          <w:rFonts w:ascii="Times New Roman" w:hAnsi="Times New Roman" w:cs="Times New Roman"/>
+          <w:b/>
+          <w:bCs/>
+        </w:rPr>
+        <w:t>Data Preparation</w:t>
+      </w:r>
+    </w:p>
+    <w:p>
+      <w:pPr>
+        <w:rPr>
+          <w:rFonts w:ascii="Times New Roman" w:hAnsi="Times New Roman" w:cs="Times New Roman"/>
+          <w:kern w:val="0"/>
+          <w:lang w:bidi="ar-SA"/>
+        </w:rPr>
+      </w:pPr>
+      <w:r>
+        <w:rPr>
+          <w:rFonts w:ascii="Times New Roman" w:hAnsi="Times New Roman" w:cs="Times New Roman"/>
+        </w:rPr>
+        <w:t>Before continuing building the model you first need to convert the logical variables into factors as mlr</w:t>
+      </w:r>
+      <w:r>
+        <w:rPr>
+          <w:rFonts w:ascii="Times New Roman" w:hAnsi="Times New Roman" w:cs="Times New Roman"/>
+        </w:rPr>
+        <w:t>3</w:t>
+      </w:r>
+      <w:r>
+        <w:rPr>
+          <w:rFonts w:ascii="Times New Roman" w:hAnsi="Times New Roman" w:cs="Times New Roman"/>
+        </w:rPr>
+        <w:t xml:space="preserve"> does not accept logical predictors. </w:t>
+      </w:r>
+      <w:r>
+        <w:rPr>
+          <w:rFonts w:ascii="Times New Roman" w:hAnsi="Times New Roman" w:cs="Times New Roman"/>
+        </w:rPr>
+        <w:t xml:space="preserve">You can do so by using the function </w:t>
+      </w:r>
+      <w:proofErr w:type="spellStart"/>
       <w:r>
         <w:rPr>
           <w:rFonts w:ascii="Courier New" w:hAnsi="Courier New" w:cs="Courier New"/>
           <w:b/>
           <w:color w:val="0070C0"/>
         </w:rPr>
-        <w:t>Zoo)</w:t>
-      </w:r>
-      <w:r>
-        <w:rPr>
-          <w:rFonts w:ascii="Times New Roman" w:hAnsi="Times New Roman" w:cs="Times New Roman"/>
-        </w:rPr>
-        <w:t xml:space="preserve">. </w:t>
-      </w:r>
-    </w:p>
-    <w:p>
-      <w:pPr>
-        <w:rPr>
-          <w:rFonts w:ascii="Times New Roman" w:hAnsi="Times New Roman" w:cs="Times New Roman"/>
-        </w:rPr>
-      </w:pPr>
-      <w:r>
-        <w:rPr>
-          <w:rFonts w:ascii="Times New Roman" w:hAnsi="Times New Roman" w:cs="Times New Roman"/>
-          <w:b/>
-          <w:bCs/>
-        </w:rPr>
-        <w:t>Data Preparation</w:t>
-      </w:r>
-    </w:p>
-    <w:p>
-      <w:pPr>
-        <w:rPr>
-          <w:rFonts w:ascii="Times New Roman" w:hAnsi="Times New Roman" w:cs="Times New Roman"/>
-          <w:kern w:val="0"/>
-          <w:lang w:bidi="ar-SA"/>
-        </w:rPr>
-      </w:pPr>
-      <w:r>
-        <w:rPr>
-          <w:rFonts w:ascii="Times New Roman" w:hAnsi="Times New Roman" w:cs="Times New Roman"/>
-        </w:rPr>
-        <w:t>Before continuing building the model you first need to convert the logical variables into factors as mlr</w:t>
-      </w:r>
-      <w:r>
-        <w:rPr>
-          <w:rFonts w:ascii="Times New Roman" w:hAnsi="Times New Roman" w:cs="Times New Roman"/>
-        </w:rPr>
-        <w:t>3</w:t>
-      </w:r>
-      <w:r>
-        <w:rPr>
-          <w:rFonts w:ascii="Times New Roman" w:hAnsi="Times New Roman" w:cs="Times New Roman"/>
-        </w:rPr>
-        <w:t xml:space="preserve"> does not accept logical predictors. </w:t>
-      </w:r>
-      <w:r>
-        <w:rPr>
-          <w:rFonts w:ascii="Times New Roman" w:hAnsi="Times New Roman" w:cs="Times New Roman"/>
-        </w:rPr>
-        <w:t xml:space="preserve">You can do so by using the function </w:t>
-      </w:r>
-      <w:proofErr w:type="spellStart"/>
+        <w:t>mutate</w:t>
+      </w:r>
       <w:r>
         <w:rPr>
           <w:rFonts w:ascii="Courier New" w:hAnsi="Courier New" w:cs="Courier New"/>
           <w:b/>
           <w:color w:val="0070C0"/>
         </w:rPr>
-        <w:t>mutate</w:t>
-      </w:r>
+        <w:t>_all</w:t>
+      </w:r>
+      <w:proofErr w:type="spellEnd"/>
       <w:r>
         <w:rPr>
           <w:rFonts w:ascii="Courier New" w:hAnsi="Courier New" w:cs="Courier New"/>
           <w:b/>
           <w:color w:val="0070C0"/>
         </w:rPr>
-        <w:t>_</w:t>
-      </w:r>
-      <w:proofErr w:type="gramStart"/>
+        <w:t>()</w:t>
+      </w:r>
+      <w:r>
+        <w:rPr>
+          <w:rFonts w:ascii="Times New Roman" w:hAnsi="Times New Roman" w:cs="Times New Roman"/>
+        </w:rPr>
+        <w:t xml:space="preserve">.Use </w:t>
+      </w:r>
       <w:r>
         <w:rPr>
           <w:rFonts w:ascii="Courier New" w:hAnsi="Courier New" w:cs="Courier New"/>
           <w:b/>
           <w:color w:val="0070C0"/>
         </w:rPr>
-        <w:t>all</w:t>
-      </w:r>
-      <w:proofErr w:type="spellEnd"/>
+        <w:t>Zoo</w:t>
+      </w:r>
+      <w:r>
+        <w:rPr>
+          <w:rFonts w:ascii="Times New Roman" w:hAnsi="Times New Roman" w:cs="Times New Roman"/>
+        </w:rPr>
+        <w:t xml:space="preserve"> as the first argument</w:t>
+      </w:r>
+      <w:r>
+        <w:rPr>
+          <w:rFonts w:ascii="Times New Roman" w:hAnsi="Times New Roman" w:cs="Times New Roman"/>
+        </w:rPr>
+        <w:t xml:space="preserve"> and name the new </w:t>
+      </w:r>
+      <w:proofErr w:type="spellStart"/>
+      <w:r>
+        <w:rPr>
+          <w:rFonts w:ascii="Times New Roman" w:hAnsi="Times New Roman" w:cs="Times New Roman"/>
+        </w:rPr>
+        <w:t>dataframe</w:t>
+      </w:r>
+      <w:proofErr w:type="spellEnd"/>
+      <w:r>
+        <w:rPr>
+          <w:rFonts w:ascii="Times New Roman" w:hAnsi="Times New Roman" w:cs="Times New Roman"/>
+        </w:rPr>
+        <w:t xml:space="preserve"> </w:t>
+      </w:r>
+      <w:proofErr w:type="spellStart"/>
       <w:r>
         <w:rPr>
           <w:rFonts w:ascii="Courier New" w:hAnsi="Courier New" w:cs="Courier New"/>
           <w:b/>
           <w:color w:val="0070C0"/>
         </w:rPr>
-        <w:t>()</w:t>
-      </w:r>
-      <w:r>
-        <w:rPr>
-          <w:rFonts w:ascii="Times New Roman" w:hAnsi="Times New Roman" w:cs="Times New Roman"/>
-        </w:rPr>
-        <w:t>.Use</w:t>
-      </w:r>
-      <w:proofErr w:type="gramEnd"/>
-      <w:r>
-        <w:rPr>
-          <w:rFonts w:ascii="Times New Roman" w:hAnsi="Times New Roman" w:cs="Times New Roman"/>
+        <w:t>zoo</w:t>
+      </w:r>
+      <w:r>
+        <w:rPr>
+          <w:rFonts w:ascii="Courier New" w:hAnsi="Courier New" w:cs="Courier New"/>
+          <w:b/>
+          <w:color w:val="0070C0"/>
+        </w:rPr>
+        <w:t>D</w:t>
+      </w:r>
+      <w:proofErr w:type="spellEnd"/>
+      <w:r>
+        <w:rPr>
+          <w:rFonts w:ascii="Times New Roman" w:hAnsi="Times New Roman" w:cs="Times New Roman"/>
+          <w:kern w:val="0"/>
+          <w:lang w:bidi="ar-SA"/>
         </w:rPr>
         <w:t xml:space="preserve"> </w:t>
       </w:r>
       <w:r>
         <w:rPr>
-          <w:rFonts w:ascii="Courier New" w:hAnsi="Courier New" w:cs="Courier New"/>
-          <w:b/>
-          <w:color w:val="0070C0"/>
-        </w:rPr>
-        <w:t>Zoo</w:t>
-      </w:r>
-      <w:r>
-        <w:rPr>
-          <w:rFonts w:ascii="Times New Roman" w:hAnsi="Times New Roman" w:cs="Times New Roman"/>
-        </w:rPr>
-        <w:t xml:space="preserve"> as the first argument</w:t>
-      </w:r>
-      <w:r>
-        <w:rPr>
-          <w:rFonts w:ascii="Times New Roman" w:hAnsi="Times New Roman" w:cs="Times New Roman"/>
-        </w:rPr>
-        <w:t xml:space="preserve"> and name the new </w:t>
-      </w:r>
-      <w:proofErr w:type="spellStart"/>
-      <w:r>
-        <w:rPr>
-          <w:rFonts w:ascii="Times New Roman" w:hAnsi="Times New Roman" w:cs="Times New Roman"/>
-        </w:rPr>
-        <w:t>dataframe</w:t>
-      </w:r>
-      <w:proofErr w:type="spellEnd"/>
-      <w:r>
-        <w:rPr>
-          <w:rFonts w:ascii="Times New Roman" w:hAnsi="Times New Roman" w:cs="Times New Roman"/>
+          <w:rFonts w:ascii="Times New Roman" w:hAnsi="Times New Roman" w:cs="Times New Roman"/>
+          <w:kern w:val="0"/>
+          <w:lang w:bidi="ar-SA"/>
+        </w:rPr>
+        <w:t>.</w:t>
+      </w:r>
+    </w:p>
+    <w:p>
+      <w:pPr>
+        <w:shd w:val="clear" w:color="auto" w:fill="D9D9D9" w:themeFill="background1" w:themeFillShade="D9"/>
+        <w:rPr>
+          <w:rFonts w:ascii="Courier New" w:hAnsi="Courier New" w:cs="Courier New"/>
+          <w:b/>
+          <w:bCs/>
+          <w:color w:val="4F81BD" w:themeColor="accent1"/>
+          <w:kern w:val="0"/>
+          <w:lang w:bidi="ar-SA"/>
+        </w:rPr>
+      </w:pPr>
+      <w:proofErr w:type="spellStart"/>
+      <w:r>
+        <w:rPr>
+          <w:rFonts w:ascii="Courier New" w:hAnsi="Courier New" w:cs="Courier New"/>
+          <w:b/>
+          <w:bCs/>
+          <w:color w:val="4F81BD" w:themeColor="accent1"/>
+          <w:kern w:val="0"/>
+          <w:lang w:bidi="ar-SA"/>
+        </w:rPr>
+        <w:t>zooD</w:t>
+      </w:r>
+      <w:proofErr w:type="spellEnd"/>
+      <w:r>
+        <w:rPr>
+          <w:rFonts w:ascii="Courier New" w:hAnsi="Courier New" w:cs="Courier New"/>
+          <w:b/>
+          <w:bCs/>
+          <w:color w:val="4F81BD" w:themeColor="accent1"/>
+          <w:kern w:val="0"/>
+          <w:lang w:bidi="ar-SA"/>
+        </w:rPr>
+        <w:t xml:space="preserve"> &lt;- </w:t>
+      </w:r>
+      <w:proofErr w:type="spellStart"/>
+      <w:r>
+        <w:rPr>
+          <w:rFonts w:ascii="Courier New" w:hAnsi="Courier New" w:cs="Courier New"/>
+          <w:b/>
+          <w:bCs/>
+          <w:color w:val="4F81BD" w:themeColor="accent1"/>
+          <w:kern w:val="0"/>
+          <w:lang w:bidi="ar-SA"/>
+        </w:rPr>
+        <w:t>mutate_all</w:t>
+      </w:r>
+      <w:proofErr w:type="spellEnd"/>
+      <w:r>
+        <w:rPr>
+          <w:rFonts w:ascii="Courier New" w:hAnsi="Courier New" w:cs="Courier New"/>
+          <w:b/>
+          <w:bCs/>
+          <w:color w:val="4F81BD" w:themeColor="accent1"/>
+          <w:kern w:val="0"/>
+          <w:lang w:bidi="ar-SA"/>
+        </w:rPr>
+        <w:t xml:space="preserve">(Zoo, </w:t>
+      </w:r>
+      <w:proofErr w:type="spellStart"/>
+      <w:r>
+        <w:rPr>
+          <w:rFonts w:ascii="Courier New" w:hAnsi="Courier New" w:cs="Courier New"/>
+          <w:b/>
+          <w:bCs/>
+          <w:color w:val="4F81BD" w:themeColor="accent1"/>
+          <w:kern w:val="0"/>
+          <w:lang w:bidi="ar-SA"/>
+        </w:rPr>
+        <w:t>as.factor</w:t>
+      </w:r>
+      <w:proofErr w:type="spellEnd"/>
+      <w:r>
+        <w:rPr>
+          <w:rFonts w:ascii="Courier New" w:hAnsi="Courier New" w:cs="Courier New"/>
+          <w:b/>
+          <w:bCs/>
+          <w:color w:val="4F81BD" w:themeColor="accent1"/>
+          <w:kern w:val="0"/>
+          <w:lang w:bidi="ar-SA"/>
+        </w:rPr>
+        <w:t>)</w:t>
+      </w:r>
+    </w:p>
+    <w:p>
+      <w:pPr>
+        <w:shd w:val="clear" w:color="auto" w:fill="D9D9D9" w:themeFill="background1" w:themeFillShade="D9"/>
+        <w:rPr>
+          <w:rFonts w:ascii="Courier New" w:hAnsi="Courier New" w:cs="Courier New"/>
+          <w:b/>
+          <w:bCs/>
+          <w:color w:val="4F81BD" w:themeColor="accent1"/>
+          <w:kern w:val="0"/>
+          <w:lang w:bidi="ar-SA"/>
+        </w:rPr>
+      </w:pPr>
+      <w:r>
+        <w:rPr>
+          <w:rFonts w:ascii="Courier New" w:hAnsi="Courier New" w:cs="Courier New"/>
+          <w:b/>
+          <w:bCs/>
+          <w:color w:val="4F81BD" w:themeColor="accent1"/>
+          <w:kern w:val="0"/>
+          <w:lang w:bidi="ar-SA"/>
+        </w:rPr>
+        <w:t>head(</w:t>
+      </w:r>
+      <w:proofErr w:type="spellStart"/>
+      <w:r>
+        <w:rPr>
+          <w:rFonts w:ascii="Courier New" w:hAnsi="Courier New" w:cs="Courier New"/>
+          <w:b/>
+          <w:bCs/>
+          <w:color w:val="4F81BD" w:themeColor="accent1"/>
+          <w:kern w:val="0"/>
+          <w:lang w:bidi="ar-SA"/>
+        </w:rPr>
+        <w:t>zooD</w:t>
+      </w:r>
+      <w:proofErr w:type="spellEnd"/>
+      <w:r>
+        <w:rPr>
+          <w:rFonts w:ascii="Courier New" w:hAnsi="Courier New" w:cs="Courier New"/>
+          <w:b/>
+          <w:bCs/>
+          <w:color w:val="4F81BD" w:themeColor="accent1"/>
+          <w:kern w:val="0"/>
+          <w:lang w:bidi="ar-SA"/>
+        </w:rPr>
+        <w:t>)</w:t>
+      </w:r>
+    </w:p>
+    <w:p>
+      <w:pPr>
+        <w:rPr>
+          <w:rFonts w:ascii="Times New Roman" w:hAnsi="Times New Roman" w:cs="Times New Roman"/>
+        </w:rPr>
+      </w:pPr>
+      <w:r>
+        <w:rPr>
+          <w:rFonts w:ascii="Times New Roman" w:hAnsi="Times New Roman" w:cs="Times New Roman"/>
+          <w:kern w:val="0"/>
+          <w:lang w:bidi="ar-SA"/>
+        </w:rPr>
+        <w:t xml:space="preserve">Check the proportion of each </w:t>
+      </w:r>
+      <w:r>
+        <w:rPr>
+          <w:rFonts w:ascii="Times New Roman" w:hAnsi="Times New Roman" w:cs="Times New Roman"/>
+          <w:kern w:val="0"/>
+          <w:lang w:bidi="ar-SA"/>
+        </w:rPr>
+        <w:t>class in the dataset.</w:t>
+      </w:r>
+    </w:p>
+    <w:p>
+      <w:pPr>
+        <w:shd w:val="clear" w:color="auto" w:fill="D9D9D9" w:themeFill="background1" w:themeFillShade="D9"/>
+        <w:rPr>
+          <w:rFonts w:ascii="Courier New" w:hAnsi="Courier New" w:cs="Courier New"/>
+          <w:b/>
+          <w:bCs/>
+          <w:color w:val="4F81BD" w:themeColor="accent1"/>
+        </w:rPr>
+      </w:pPr>
+      <w:r>
+        <w:rPr>
+          <w:rFonts w:ascii="Courier New" w:hAnsi="Courier New" w:cs="Courier New"/>
+          <w:b/>
+          <w:bCs/>
+          <w:color w:val="4F81BD" w:themeColor="accent1"/>
+        </w:rPr>
+        <w:t>round(</w:t>
+      </w:r>
+      <w:proofErr w:type="spellStart"/>
+      <w:r>
+        <w:rPr>
+          <w:rFonts w:ascii="Courier New" w:hAnsi="Courier New" w:cs="Courier New"/>
+          <w:b/>
+          <w:bCs/>
+          <w:color w:val="4F81BD" w:themeColor="accent1"/>
+        </w:rPr>
+        <w:t>prop.table</w:t>
+      </w:r>
+      <w:proofErr w:type="spellEnd"/>
+      <w:r>
+        <w:rPr>
+          <w:rFonts w:ascii="Courier New" w:hAnsi="Courier New" w:cs="Courier New"/>
+          <w:b/>
+          <w:bCs/>
+          <w:color w:val="4F81BD" w:themeColor="accent1"/>
+        </w:rPr>
+        <w:t>(table(</w:t>
+      </w:r>
+      <w:proofErr w:type="spellStart"/>
+      <w:r>
+        <w:rPr>
+          <w:rFonts w:ascii="Courier New" w:hAnsi="Courier New" w:cs="Courier New"/>
+          <w:b/>
+          <w:bCs/>
+          <w:color w:val="4F81BD" w:themeColor="accent1"/>
+        </w:rPr>
+        <w:t>zooD$type</w:t>
+      </w:r>
+      <w:proofErr w:type="spellEnd"/>
+      <w:r>
+        <w:rPr>
+          <w:rFonts w:ascii="Courier New" w:hAnsi="Courier New" w:cs="Courier New"/>
+          <w:b/>
+          <w:bCs/>
+          <w:color w:val="4F81BD" w:themeColor="accent1"/>
+        </w:rPr>
+        <w:t>)) * 100, digits = 1)</w:t>
+      </w:r>
+    </w:p>
+    <w:p>
+      <w:pPr>
+        <w:rPr>
+          <w:rFonts w:ascii="Times New Roman" w:hAnsi="Times New Roman" w:cs="Times New Roman"/>
+        </w:rPr>
+      </w:pPr>
+      <w:r>
+        <w:rPr>
+          <w:rFonts w:ascii="Times New Roman" w:hAnsi="Times New Roman" w:cs="Times New Roman"/>
+        </w:rPr>
+        <w:t xml:space="preserve">Next </w:t>
+      </w:r>
+      <w:r>
+        <w:rPr>
+          <w:rFonts w:ascii="Times New Roman" w:hAnsi="Times New Roman" w:cs="Times New Roman"/>
+        </w:rPr>
+        <w:t xml:space="preserve">remove the samples with number of legs 5 or 8 which are </w:t>
+      </w:r>
+      <w:r>
+        <w:rPr>
+          <w:rFonts w:ascii="Times New Roman" w:hAnsi="Times New Roman" w:cs="Times New Roman"/>
+        </w:rPr>
+        <w:t>underrepresented. Name the new dataset</w:t>
+      </w:r>
+      <w:r>
+        <w:rPr>
+          <w:rFonts w:ascii="Times New Roman" w:hAnsi="Times New Roman" w:cs="Times New Roman"/>
+          <w:b/>
+          <w:bCs/>
+        </w:rPr>
+        <w:t xml:space="preserve"> zoo1. </w:t>
+      </w:r>
+    </w:p>
+    <w:p>
+      <w:pPr>
+        <w:shd w:val="clear" w:color="auto" w:fill="D9D9D9" w:themeFill="background1" w:themeFillShade="D9"/>
+        <w:rPr>
+          <w:rFonts w:ascii="Courier New" w:hAnsi="Courier New" w:cs="Courier New"/>
+          <w:b/>
+          <w:bCs/>
+          <w:color w:val="4F81BD" w:themeColor="accent1"/>
+        </w:rPr>
+      </w:pPr>
+      <w:r>
+        <w:rPr>
+          <w:rFonts w:ascii="Courier New" w:hAnsi="Courier New" w:cs="Courier New"/>
+          <w:b/>
+          <w:bCs/>
+          <w:color w:val="4F81BD" w:themeColor="accent1"/>
+        </w:rPr>
+        <w:t>a</w:t>
+      </w:r>
+      <w:r>
+        <w:rPr>
+          <w:rFonts w:ascii="Courier New" w:hAnsi="Courier New" w:cs="Courier New"/>
+          <w:b/>
+          <w:bCs/>
+          <w:color w:val="4F81BD" w:themeColor="accent1"/>
         </w:rPr>
         <w:t xml:space="preserve"> </w:t>
       </w:r>
-      <w:proofErr w:type="spellStart"/>
-      <w:proofErr w:type="gramStart"/>
-      <w:r>
-        <w:rPr>
-          <w:rFonts w:ascii="Courier New" w:hAnsi="Courier New" w:cs="Courier New"/>
-          <w:b/>
-          <w:color w:val="0070C0"/>
-        </w:rPr>
-        <w:t>zoo</w:t>
-      </w:r>
-      <w:r>
-        <w:rPr>
-          <w:rFonts w:ascii="Courier New" w:hAnsi="Courier New" w:cs="Courier New"/>
-          <w:b/>
-          <w:color w:val="0070C0"/>
-        </w:rPr>
-        <w:t>D</w:t>
-      </w:r>
-      <w:proofErr w:type="spellEnd"/>
-      <w:r>
-        <w:rPr>
-          <w:rFonts w:ascii="Times New Roman" w:hAnsi="Times New Roman" w:cs="Times New Roman"/>
-          <w:kern w:val="0"/>
-          <w:lang w:bidi="ar-SA"/>
+      <w:r>
+        <w:rPr>
+          <w:rFonts w:ascii="Courier New" w:hAnsi="Courier New" w:cs="Courier New"/>
+          <w:b/>
+          <w:bCs/>
+          <w:color w:val="4F81BD" w:themeColor="accent1"/>
+        </w:rPr>
+        <w:t>&lt;-</w:t>
+      </w:r>
+      <w:r>
+        <w:rPr>
+          <w:rFonts w:ascii="Courier New" w:hAnsi="Courier New" w:cs="Courier New"/>
+          <w:b/>
+          <w:bCs/>
+          <w:color w:val="4F81BD" w:themeColor="accent1"/>
         </w:rPr>
         <w:t xml:space="preserve"> </w:t>
       </w:r>
       <w:r>
         <w:rPr>
-          <w:rFonts w:ascii="Times New Roman" w:hAnsi="Times New Roman" w:cs="Times New Roman"/>
-          <w:kern w:val="0"/>
-          <w:lang w:bidi="ar-SA"/>
-        </w:rPr>
-        <w:t>.</w:t>
-      </w:r>
-      <w:proofErr w:type="gramEnd"/>
+          <w:rFonts w:ascii="Courier New" w:hAnsi="Courier New" w:cs="Courier New"/>
+          <w:b/>
+          <w:bCs/>
+          <w:color w:val="4F81BD" w:themeColor="accent1"/>
+        </w:rPr>
+        <w:t>which(</w:t>
+      </w:r>
+      <w:proofErr w:type="spellStart"/>
+      <w:r>
+        <w:rPr>
+          <w:rFonts w:ascii="Courier New" w:hAnsi="Courier New" w:cs="Courier New"/>
+          <w:b/>
+          <w:bCs/>
+          <w:color w:val="4F81BD" w:themeColor="accent1"/>
+        </w:rPr>
+        <w:t>zooD$legs</w:t>
+      </w:r>
+      <w:proofErr w:type="spellEnd"/>
+      <w:r>
+        <w:rPr>
+          <w:rFonts w:ascii="Courier New" w:hAnsi="Courier New" w:cs="Courier New"/>
+          <w:b/>
+          <w:bCs/>
+          <w:color w:val="4F81BD" w:themeColor="accent1"/>
+        </w:rPr>
+        <w:t>=="8")</w:t>
+      </w:r>
     </w:p>
     <w:p>
       <w:pPr>
@@ -1343,19 +1610,127 @@
           <w:b/>
           <w:bCs/>
           <w:color w:val="4F81BD" w:themeColor="accent1"/>
-          <w:kern w:val="0"/>
-          <w:lang w:bidi="ar-SA"/>
-        </w:rPr>
-      </w:pPr>
-      <w:proofErr w:type="spellStart"/>
-      <w:r>
-        <w:rPr>
-          <w:rFonts w:ascii="Courier New" w:hAnsi="Courier New" w:cs="Courier New"/>
-          <w:b/>
-          <w:bCs/>
-          <w:color w:val="4F81BD" w:themeColor="accent1"/>
-          <w:kern w:val="0"/>
-          <w:lang w:bidi="ar-SA"/>
+        </w:rPr>
+      </w:pPr>
+      <w:r>
+        <w:rPr>
+          <w:rFonts w:ascii="Courier New" w:hAnsi="Courier New" w:cs="Courier New"/>
+          <w:b/>
+          <w:bCs/>
+          <w:color w:val="4F81BD" w:themeColor="accent1"/>
+        </w:rPr>
+        <w:t>b</w:t>
+      </w:r>
+      <w:r>
+        <w:rPr>
+          <w:rFonts w:ascii="Courier New" w:hAnsi="Courier New" w:cs="Courier New"/>
+          <w:b/>
+          <w:bCs/>
+          <w:color w:val="4F81BD" w:themeColor="accent1"/>
+        </w:rPr>
+        <w:t xml:space="preserve"> </w:t>
+      </w:r>
+      <w:r>
+        <w:rPr>
+          <w:rFonts w:ascii="Courier New" w:hAnsi="Courier New" w:cs="Courier New"/>
+          <w:b/>
+          <w:bCs/>
+          <w:color w:val="4F81BD" w:themeColor="accent1"/>
+        </w:rPr>
+        <w:t>&lt;-</w:t>
+      </w:r>
+      <w:r>
+        <w:rPr>
+          <w:rFonts w:ascii="Courier New" w:hAnsi="Courier New" w:cs="Courier New"/>
+          <w:b/>
+          <w:bCs/>
+          <w:color w:val="4F81BD" w:themeColor="accent1"/>
+        </w:rPr>
+        <w:t xml:space="preserve"> </w:t>
+      </w:r>
+      <w:r>
+        <w:rPr>
+          <w:rFonts w:ascii="Courier New" w:hAnsi="Courier New" w:cs="Courier New"/>
+          <w:b/>
+          <w:bCs/>
+          <w:color w:val="4F81BD" w:themeColor="accent1"/>
+        </w:rPr>
+        <w:t>which(</w:t>
+      </w:r>
+      <w:proofErr w:type="spellStart"/>
+      <w:r>
+        <w:rPr>
+          <w:rFonts w:ascii="Courier New" w:hAnsi="Courier New" w:cs="Courier New"/>
+          <w:b/>
+          <w:bCs/>
+          <w:color w:val="4F81BD" w:themeColor="accent1"/>
+        </w:rPr>
+        <w:t>zooD$legs</w:t>
+      </w:r>
+      <w:proofErr w:type="spellEnd"/>
+      <w:r>
+        <w:rPr>
+          <w:rFonts w:ascii="Courier New" w:hAnsi="Courier New" w:cs="Courier New"/>
+          <w:b/>
+          <w:bCs/>
+          <w:color w:val="4F81BD" w:themeColor="accent1"/>
+        </w:rPr>
+        <w:t>=="5")</w:t>
+      </w:r>
+    </w:p>
+    <w:p>
+      <w:pPr>
+        <w:shd w:val="clear" w:color="auto" w:fill="D9D9D9" w:themeFill="background1" w:themeFillShade="D9"/>
+        <w:rPr>
+          <w:rFonts w:ascii="Courier New" w:hAnsi="Courier New" w:cs="Courier New"/>
+          <w:b/>
+          <w:bCs/>
+          <w:color w:val="4F81BD" w:themeColor="accent1"/>
+        </w:rPr>
+      </w:pPr>
+      <w:r>
+        <w:rPr>
+          <w:rFonts w:ascii="Courier New" w:hAnsi="Courier New" w:cs="Courier New"/>
+          <w:b/>
+          <w:bCs/>
+          <w:color w:val="4F81BD" w:themeColor="accent1"/>
+        </w:rPr>
+        <w:t>zoo1</w:t>
+      </w:r>
+      <w:r>
+        <w:rPr>
+          <w:rFonts w:ascii="Courier New" w:hAnsi="Courier New" w:cs="Courier New"/>
+          <w:b/>
+          <w:bCs/>
+          <w:color w:val="4F81BD" w:themeColor="accent1"/>
+        </w:rPr>
+        <w:t xml:space="preserve"> </w:t>
+      </w:r>
+      <w:r>
+        <w:rPr>
+          <w:rFonts w:ascii="Courier New" w:hAnsi="Courier New" w:cs="Courier New"/>
+          <w:b/>
+          <w:bCs/>
+          <w:color w:val="4F81BD" w:themeColor="accent1"/>
+        </w:rPr>
+        <w:t>&lt;-</w:t>
+      </w:r>
+      <w:r>
+        <w:rPr>
+          <w:rFonts w:ascii="Courier New" w:hAnsi="Courier New" w:cs="Courier New"/>
+          <w:b/>
+          <w:bCs/>
+          <w:color w:val="4F81BD" w:themeColor="accent1"/>
+        </w:rPr>
+        <w:t xml:space="preserve"> </w:t>
+      </w:r>
+      <w:proofErr w:type="spellStart"/>
+      <w:r>
+        <w:rPr>
+          <w:rFonts w:ascii="Courier New" w:hAnsi="Courier New" w:cs="Courier New"/>
+          <w:b/>
+          <w:bCs/>
+          <w:color w:val="4F81BD" w:themeColor="accent1"/>
         </w:rPr>
         <w:t>zooD</w:t>
       </w:r>
@@ -1366,472 +1741,10 @@
           <w:b/>
           <w:bCs/>
           <w:color w:val="4F81BD" w:themeColor="accent1"/>
-          <w:kern w:val="0"/>
-          <w:lang w:bidi="ar-SA"/>
-        </w:rPr>
-        <w:t xml:space="preserve"> &lt;- </w:t>
-      </w:r>
-      <w:proofErr w:type="spellStart"/>
-      <w:r>
-        <w:rPr>
-          <w:rFonts w:ascii="Courier New" w:hAnsi="Courier New" w:cs="Courier New"/>
-          <w:b/>
-          <w:bCs/>
-          <w:color w:val="4F81BD" w:themeColor="accent1"/>
-          <w:kern w:val="0"/>
-          <w:lang w:bidi="ar-SA"/>
-        </w:rPr>
-        <w:t>mutate_</w:t>
-      </w:r>
-      <w:proofErr w:type="gramStart"/>
-      <w:r>
-        <w:rPr>
-          <w:rFonts w:ascii="Courier New" w:hAnsi="Courier New" w:cs="Courier New"/>
-          <w:b/>
-          <w:bCs/>
-          <w:color w:val="4F81BD" w:themeColor="accent1"/>
-          <w:kern w:val="0"/>
-          <w:lang w:bidi="ar-SA"/>
-        </w:rPr>
-        <w:t>all</w:t>
-      </w:r>
-      <w:proofErr w:type="spellEnd"/>
-      <w:r>
-        <w:rPr>
-          <w:rFonts w:ascii="Courier New" w:hAnsi="Courier New" w:cs="Courier New"/>
-          <w:b/>
-          <w:bCs/>
-          <w:color w:val="4F81BD" w:themeColor="accent1"/>
-          <w:kern w:val="0"/>
-          <w:lang w:bidi="ar-SA"/>
-        </w:rPr>
-        <w:t>(</w:t>
-      </w:r>
-      <w:proofErr w:type="gramEnd"/>
-      <w:r>
-        <w:rPr>
-          <w:rFonts w:ascii="Courier New" w:hAnsi="Courier New" w:cs="Courier New"/>
-          <w:b/>
-          <w:bCs/>
-          <w:color w:val="4F81BD" w:themeColor="accent1"/>
-          <w:kern w:val="0"/>
-          <w:lang w:bidi="ar-SA"/>
-        </w:rPr>
-        <w:t xml:space="preserve">Zoo, </w:t>
-      </w:r>
-      <w:proofErr w:type="spellStart"/>
-      <w:proofErr w:type="gramStart"/>
-      <w:r>
-        <w:rPr>
-          <w:rFonts w:ascii="Courier New" w:hAnsi="Courier New" w:cs="Courier New"/>
-          <w:b/>
-          <w:bCs/>
-          <w:color w:val="4F81BD" w:themeColor="accent1"/>
-          <w:kern w:val="0"/>
-          <w:lang w:bidi="ar-SA"/>
-        </w:rPr>
-        <w:t>as.factor</w:t>
-      </w:r>
-      <w:proofErr w:type="spellEnd"/>
-      <w:proofErr w:type="gramEnd"/>
-      <w:r>
-        <w:rPr>
-          <w:rFonts w:ascii="Courier New" w:hAnsi="Courier New" w:cs="Courier New"/>
-          <w:b/>
-          <w:bCs/>
-          <w:color w:val="4F81BD" w:themeColor="accent1"/>
-          <w:kern w:val="0"/>
-          <w:lang w:bidi="ar-SA"/>
-        </w:rPr>
-        <w:t>)</w:t>
-      </w:r>
-    </w:p>
-    <w:p>
-      <w:pPr>
-        <w:shd w:val="clear" w:color="auto" w:fill="D9D9D9" w:themeFill="background1" w:themeFillShade="D9"/>
-        <w:rPr>
-          <w:rFonts w:ascii="Courier New" w:hAnsi="Courier New" w:cs="Courier New"/>
-          <w:b/>
-          <w:bCs/>
-          <w:color w:val="4F81BD" w:themeColor="accent1"/>
-          <w:kern w:val="0"/>
-          <w:lang w:bidi="ar-SA"/>
-        </w:rPr>
-      </w:pPr>
-      <w:r>
-        <w:rPr>
-          <w:rFonts w:ascii="Courier New" w:hAnsi="Courier New" w:cs="Courier New"/>
-          <w:b/>
-          <w:bCs/>
-          <w:color w:val="4F81BD" w:themeColor="accent1"/>
-          <w:kern w:val="0"/>
-          <w:lang w:bidi="ar-SA"/>
-        </w:rPr>
-        <w:t>head(</w:t>
-      </w:r>
-      <w:proofErr w:type="spellStart"/>
-      <w:r>
-        <w:rPr>
-          <w:rFonts w:ascii="Courier New" w:hAnsi="Courier New" w:cs="Courier New"/>
-          <w:b/>
-          <w:bCs/>
-          <w:color w:val="4F81BD" w:themeColor="accent1"/>
-          <w:kern w:val="0"/>
-          <w:lang w:bidi="ar-SA"/>
-        </w:rPr>
-        <w:t>zooD</w:t>
-      </w:r>
-      <w:proofErr w:type="spellEnd"/>
-      <w:r>
-        <w:rPr>
-          <w:rFonts w:ascii="Courier New" w:hAnsi="Courier New" w:cs="Courier New"/>
-          <w:b/>
-          <w:bCs/>
-          <w:color w:val="4F81BD" w:themeColor="accent1"/>
-          <w:kern w:val="0"/>
-          <w:lang w:bidi="ar-SA"/>
-        </w:rPr>
-        <w:t>)</w:t>
-      </w:r>
-    </w:p>
-    <w:p>
-      <w:pPr>
-        <w:rPr>
-          <w:rFonts w:ascii="Times New Roman" w:hAnsi="Times New Roman" w:cs="Times New Roman"/>
-        </w:rPr>
-      </w:pPr>
-      <w:r>
-        <w:rPr>
-          <w:rFonts w:ascii="Times New Roman" w:hAnsi="Times New Roman" w:cs="Times New Roman"/>
-          <w:kern w:val="0"/>
-          <w:lang w:bidi="ar-SA"/>
-        </w:rPr>
-        <w:t xml:space="preserve">Check the proportion of each </w:t>
-      </w:r>
-      <w:r>
-        <w:rPr>
-          <w:rFonts w:ascii="Times New Roman" w:hAnsi="Times New Roman" w:cs="Times New Roman"/>
-          <w:kern w:val="0"/>
-          <w:lang w:bidi="ar-SA"/>
-        </w:rPr>
-        <w:t>class in the dataset.</w:t>
-      </w:r>
-    </w:p>
-    <w:p>
-      <w:pPr>
-        <w:shd w:val="clear" w:color="auto" w:fill="D9D9D9" w:themeFill="background1" w:themeFillShade="D9"/>
-        <w:rPr>
-          <w:rFonts w:ascii="Courier New" w:hAnsi="Courier New" w:cs="Courier New"/>
-          <w:b/>
-          <w:bCs/>
-          <w:color w:val="4F81BD" w:themeColor="accent1"/>
-        </w:rPr>
-      </w:pPr>
-      <w:r>
-        <w:rPr>
-          <w:rFonts w:ascii="Courier New" w:hAnsi="Courier New" w:cs="Courier New"/>
-          <w:b/>
-          <w:bCs/>
-          <w:color w:val="4F81BD" w:themeColor="accent1"/>
-        </w:rPr>
-        <w:t>round(</w:t>
-      </w:r>
-      <w:proofErr w:type="spellStart"/>
-      <w:proofErr w:type="gramStart"/>
-      <w:r>
-        <w:rPr>
-          <w:rFonts w:ascii="Courier New" w:hAnsi="Courier New" w:cs="Courier New"/>
-          <w:b/>
-          <w:bCs/>
-          <w:color w:val="4F81BD" w:themeColor="accent1"/>
-        </w:rPr>
-        <w:t>prop.table</w:t>
-      </w:r>
-      <w:proofErr w:type="spellEnd"/>
-      <w:proofErr w:type="gramEnd"/>
-      <w:r>
-        <w:rPr>
-          <w:rFonts w:ascii="Courier New" w:hAnsi="Courier New" w:cs="Courier New"/>
-          <w:b/>
-          <w:bCs/>
-          <w:color w:val="4F81BD" w:themeColor="accent1"/>
-        </w:rPr>
-        <w:t>(table(</w:t>
-      </w:r>
-      <w:proofErr w:type="spellStart"/>
-      <w:r>
-        <w:rPr>
-          <w:rFonts w:ascii="Courier New" w:hAnsi="Courier New" w:cs="Courier New"/>
-          <w:b/>
-          <w:bCs/>
-          <w:color w:val="4F81BD" w:themeColor="accent1"/>
-        </w:rPr>
-        <w:t>zooD$type</w:t>
-      </w:r>
-      <w:proofErr w:type="spellEnd"/>
-      <w:r>
-        <w:rPr>
-          <w:rFonts w:ascii="Courier New" w:hAnsi="Courier New" w:cs="Courier New"/>
-          <w:b/>
-          <w:bCs/>
-          <w:color w:val="4F81BD" w:themeColor="accent1"/>
-        </w:rPr>
-        <w:t>)) * 100, digits = 1)</w:t>
-      </w:r>
-    </w:p>
-    <w:p>
-      <w:pPr>
-        <w:rPr>
-          <w:rFonts w:ascii="Times New Roman" w:hAnsi="Times New Roman" w:cs="Times New Roman"/>
-        </w:rPr>
-      </w:pPr>
-      <w:r>
-        <w:rPr>
-          <w:rFonts w:ascii="Times New Roman" w:hAnsi="Times New Roman" w:cs="Times New Roman"/>
-        </w:rPr>
-        <w:t xml:space="preserve">Next </w:t>
-      </w:r>
-      <w:r>
-        <w:rPr>
-          <w:rFonts w:ascii="Times New Roman" w:hAnsi="Times New Roman" w:cs="Times New Roman"/>
-        </w:rPr>
-        <w:t xml:space="preserve">remove the samples with number of legs 5 or 8 which are </w:t>
-      </w:r>
-      <w:r>
-        <w:rPr>
-          <w:rFonts w:ascii="Times New Roman" w:hAnsi="Times New Roman" w:cs="Times New Roman"/>
-        </w:rPr>
-        <w:t>underrepresented. Name the new dataset</w:t>
-      </w:r>
-      <w:r>
-        <w:rPr>
-          <w:rFonts w:ascii="Times New Roman" w:hAnsi="Times New Roman" w:cs="Times New Roman"/>
-          <w:b/>
-          <w:bCs/>
-        </w:rPr>
-        <w:t xml:space="preserve"> zoo1. </w:t>
-      </w:r>
-    </w:p>
-    <w:p>
-      <w:pPr>
-        <w:shd w:val="clear" w:color="auto" w:fill="D9D9D9" w:themeFill="background1" w:themeFillShade="D9"/>
-        <w:rPr>
-          <w:rFonts w:ascii="Courier New" w:hAnsi="Courier New" w:cs="Courier New"/>
-          <w:b/>
-          <w:bCs/>
-          <w:color w:val="4F81BD" w:themeColor="accent1"/>
-        </w:rPr>
-      </w:pPr>
-      <w:r>
-        <w:rPr>
-          <w:rFonts w:ascii="Courier New" w:hAnsi="Courier New" w:cs="Courier New"/>
-          <w:b/>
-          <w:bCs/>
-          <w:color w:val="4F81BD" w:themeColor="accent1"/>
-        </w:rPr>
-        <w:t>a</w:t>
-      </w:r>
-      <w:r>
-        <w:rPr>
-          <w:rFonts w:ascii="Courier New" w:hAnsi="Courier New" w:cs="Courier New"/>
-          <w:b/>
-          <w:bCs/>
-          <w:color w:val="4F81BD" w:themeColor="accent1"/>
-        </w:rPr>
-        <w:t xml:space="preserve"> </w:t>
-      </w:r>
-      <w:r>
-        <w:rPr>
-          <w:rFonts w:ascii="Courier New" w:hAnsi="Courier New" w:cs="Courier New"/>
-          <w:b/>
-          <w:bCs/>
-          <w:color w:val="4F81BD" w:themeColor="accent1"/>
-        </w:rPr>
-        <w:t>&lt;-</w:t>
-      </w:r>
-      <w:r>
-        <w:rPr>
-          <w:rFonts w:ascii="Courier New" w:hAnsi="Courier New" w:cs="Courier New"/>
-          <w:b/>
-          <w:bCs/>
-          <w:color w:val="4F81BD" w:themeColor="accent1"/>
-        </w:rPr>
-        <w:t xml:space="preserve"> </w:t>
-      </w:r>
-      <w:r>
-        <w:rPr>
-          <w:rFonts w:ascii="Courier New" w:hAnsi="Courier New" w:cs="Courier New"/>
-          <w:b/>
-          <w:bCs/>
-          <w:color w:val="4F81BD" w:themeColor="accent1"/>
-        </w:rPr>
-        <w:t>which(</w:t>
-      </w:r>
-      <w:proofErr w:type="spellStart"/>
-      <w:r>
-        <w:rPr>
-          <w:rFonts w:ascii="Courier New" w:hAnsi="Courier New" w:cs="Courier New"/>
-          <w:b/>
-          <w:bCs/>
-          <w:color w:val="4F81BD" w:themeColor="accent1"/>
-        </w:rPr>
-        <w:t>zooD$legs</w:t>
-      </w:r>
-      <w:proofErr w:type="spellEnd"/>
-      <w:r>
-        <w:rPr>
-          <w:rFonts w:ascii="Courier New" w:hAnsi="Courier New" w:cs="Courier New"/>
-          <w:b/>
-          <w:bCs/>
-          <w:color w:val="4F81BD" w:themeColor="accent1"/>
-        </w:rPr>
-        <w:t>=="8")</w:t>
-      </w:r>
-    </w:p>
-    <w:p>
-      <w:pPr>
-        <w:shd w:val="clear" w:color="auto" w:fill="D9D9D9" w:themeFill="background1" w:themeFillShade="D9"/>
-        <w:rPr>
-          <w:rFonts w:ascii="Courier New" w:hAnsi="Courier New" w:cs="Courier New"/>
-          <w:b/>
-          <w:bCs/>
-          <w:color w:val="4F81BD" w:themeColor="accent1"/>
-        </w:rPr>
-      </w:pPr>
-      <w:r>
-        <w:rPr>
-          <w:rFonts w:ascii="Courier New" w:hAnsi="Courier New" w:cs="Courier New"/>
-          <w:b/>
-          <w:bCs/>
-          <w:color w:val="4F81BD" w:themeColor="accent1"/>
-        </w:rPr>
-        <w:t>b</w:t>
-      </w:r>
-      <w:r>
-        <w:rPr>
-          <w:rFonts w:ascii="Courier New" w:hAnsi="Courier New" w:cs="Courier New"/>
-          <w:b/>
-          <w:bCs/>
-          <w:color w:val="4F81BD" w:themeColor="accent1"/>
-        </w:rPr>
-        <w:t xml:space="preserve"> </w:t>
-      </w:r>
-      <w:r>
-        <w:rPr>
-          <w:rFonts w:ascii="Courier New" w:hAnsi="Courier New" w:cs="Courier New"/>
-          <w:b/>
-          <w:bCs/>
-          <w:color w:val="4F81BD" w:themeColor="accent1"/>
-        </w:rPr>
-        <w:t>&lt;-</w:t>
-      </w:r>
-      <w:r>
-        <w:rPr>
-          <w:rFonts w:ascii="Courier New" w:hAnsi="Courier New" w:cs="Courier New"/>
-          <w:b/>
-          <w:bCs/>
-          <w:color w:val="4F81BD" w:themeColor="accent1"/>
-        </w:rPr>
-        <w:t xml:space="preserve"> </w:t>
-      </w:r>
-      <w:r>
-        <w:rPr>
-          <w:rFonts w:ascii="Courier New" w:hAnsi="Courier New" w:cs="Courier New"/>
-          <w:b/>
-          <w:bCs/>
-          <w:color w:val="4F81BD" w:themeColor="accent1"/>
-        </w:rPr>
-        <w:t>which(</w:t>
-      </w:r>
-      <w:proofErr w:type="spellStart"/>
-      <w:r>
-        <w:rPr>
-          <w:rFonts w:ascii="Courier New" w:hAnsi="Courier New" w:cs="Courier New"/>
-          <w:b/>
-          <w:bCs/>
-          <w:color w:val="4F81BD" w:themeColor="accent1"/>
-        </w:rPr>
-        <w:t>zooD$legs</w:t>
-      </w:r>
-      <w:proofErr w:type="spellEnd"/>
-      <w:r>
-        <w:rPr>
-          <w:rFonts w:ascii="Courier New" w:hAnsi="Courier New" w:cs="Courier New"/>
-          <w:b/>
-          <w:bCs/>
-          <w:color w:val="4F81BD" w:themeColor="accent1"/>
-        </w:rPr>
-        <w:t>=="5")</w:t>
-      </w:r>
-    </w:p>
-    <w:p>
-      <w:pPr>
-        <w:shd w:val="clear" w:color="auto" w:fill="D9D9D9" w:themeFill="background1" w:themeFillShade="D9"/>
-        <w:rPr>
-          <w:rFonts w:ascii="Courier New" w:hAnsi="Courier New" w:cs="Courier New"/>
-          <w:b/>
-          <w:bCs/>
-          <w:color w:val="4F81BD" w:themeColor="accent1"/>
-        </w:rPr>
-      </w:pPr>
-      <w:r>
-        <w:rPr>
-          <w:rFonts w:ascii="Courier New" w:hAnsi="Courier New" w:cs="Courier New"/>
-          <w:b/>
-          <w:bCs/>
-          <w:color w:val="4F81BD" w:themeColor="accent1"/>
-        </w:rPr>
-        <w:t>zoo1</w:t>
-      </w:r>
-      <w:r>
-        <w:rPr>
-          <w:rFonts w:ascii="Courier New" w:hAnsi="Courier New" w:cs="Courier New"/>
-          <w:b/>
-          <w:bCs/>
-          <w:color w:val="4F81BD" w:themeColor="accent1"/>
-        </w:rPr>
-        <w:t xml:space="preserve"> </w:t>
-      </w:r>
-      <w:r>
-        <w:rPr>
-          <w:rFonts w:ascii="Courier New" w:hAnsi="Courier New" w:cs="Courier New"/>
-          <w:b/>
-          <w:bCs/>
-          <w:color w:val="4F81BD" w:themeColor="accent1"/>
-        </w:rPr>
-        <w:t>&lt;-</w:t>
-      </w:r>
-      <w:r>
-        <w:rPr>
-          <w:rFonts w:ascii="Courier New" w:hAnsi="Courier New" w:cs="Courier New"/>
-          <w:b/>
-          <w:bCs/>
-          <w:color w:val="4F81BD" w:themeColor="accent1"/>
-        </w:rPr>
-        <w:t xml:space="preserve"> </w:t>
-      </w:r>
-      <w:proofErr w:type="spellStart"/>
-      <w:r>
-        <w:rPr>
-          <w:rFonts w:ascii="Courier New" w:hAnsi="Courier New" w:cs="Courier New"/>
-          <w:b/>
-          <w:bCs/>
-          <w:color w:val="4F81BD" w:themeColor="accent1"/>
-        </w:rPr>
-        <w:t>zooD</w:t>
-      </w:r>
-      <w:proofErr w:type="spellEnd"/>
-      <w:r>
-        <w:rPr>
-          <w:rFonts w:ascii="Courier New" w:hAnsi="Courier New" w:cs="Courier New"/>
-          <w:b/>
-          <w:bCs/>
-          <w:color w:val="4F81BD" w:themeColor="accent1"/>
         </w:rPr>
         <w:t>[-c(</w:t>
       </w:r>
       <w:proofErr w:type="spellStart"/>
-      <w:proofErr w:type="gramStart"/>
       <w:r>
         <w:rPr>
           <w:rFonts w:ascii="Courier New" w:hAnsi="Courier New" w:cs="Courier New"/>
@@ -1842,7 +1755,6 @@
         <w:t>a,b</w:t>
       </w:r>
       <w:proofErr w:type="spellEnd"/>
-      <w:proofErr w:type="gramEnd"/>
       <w:r>
         <w:rPr>
           <w:rFonts w:ascii="Courier New" w:hAnsi="Courier New" w:cs="Courier New"/>
@@ -1985,32 +1897,505 @@
           <w:rFonts w:ascii="Times New Roman" w:hAnsi="Times New Roman" w:cs="Times New Roman"/>
           <w:bCs/>
         </w:rPr>
-        <w:t>as_task_</w:t>
-      </w:r>
-      <w:proofErr w:type="gramStart"/>
-      <w:r>
-        <w:rPr>
-          <w:rFonts w:ascii="Times New Roman" w:hAnsi="Times New Roman" w:cs="Times New Roman"/>
-          <w:bCs/>
-        </w:rPr>
-        <w:t>classif</w:t>
-      </w:r>
-      <w:proofErr w:type="spellEnd"/>
-      <w:r>
-        <w:rPr>
-          <w:rFonts w:ascii="Times New Roman" w:hAnsi="Times New Roman" w:cs="Times New Roman"/>
-          <w:bCs/>
+        <w:t>as_task_classif</w:t>
+      </w:r>
+      <w:proofErr w:type="spellEnd"/>
+      <w:r>
+        <w:rPr>
+          <w:rFonts w:ascii="Times New Roman" w:hAnsi="Times New Roman" w:cs="Times New Roman"/>
+          <w:bCs/>
+        </w:rPr>
+        <w:t>()</w:t>
+      </w:r>
+      <w:r>
+        <w:rPr>
+          <w:rFonts w:ascii="Times New Roman" w:hAnsi="Times New Roman" w:cs="Times New Roman"/>
+          <w:bCs/>
+        </w:rPr>
+        <w:t xml:space="preserve">. </w:t>
+      </w:r>
+    </w:p>
+    <w:p>
+      <w:pPr>
+        <w:shd w:val="clear" w:color="auto" w:fill="D9D9D9" w:themeFill="background1" w:themeFillShade="D9"/>
+        <w:rPr>
+          <w:rFonts w:ascii="Courier New" w:hAnsi="Courier New" w:cs="Courier New"/>
+          <w:b/>
+          <w:color w:val="4F81BD" w:themeColor="accent1"/>
+        </w:rPr>
+      </w:pPr>
+      <w:proofErr w:type="spellStart"/>
+      <w:r>
+        <w:rPr>
+          <w:rFonts w:ascii="Courier New" w:hAnsi="Courier New" w:cs="Courier New"/>
+          <w:b/>
+          <w:color w:val="4F81BD" w:themeColor="accent1"/>
+        </w:rPr>
+        <w:t>task_zoo</w:t>
+      </w:r>
+      <w:proofErr w:type="spellEnd"/>
+      <w:r>
+        <w:rPr>
+          <w:rFonts w:ascii="Courier New" w:hAnsi="Courier New" w:cs="Courier New"/>
+          <w:b/>
+          <w:color w:val="4F81BD" w:themeColor="accent1"/>
+        </w:rPr>
+        <w:t xml:space="preserve"> = </w:t>
+      </w:r>
+      <w:proofErr w:type="spellStart"/>
+      <w:r>
+        <w:rPr>
+          <w:rFonts w:ascii="Courier New" w:hAnsi="Courier New" w:cs="Courier New"/>
+          <w:b/>
+          <w:color w:val="4F81BD" w:themeColor="accent1"/>
+        </w:rPr>
+        <w:t>as_task_classif</w:t>
+      </w:r>
+      <w:proofErr w:type="spellEnd"/>
+      <w:r>
+        <w:rPr>
+          <w:rFonts w:ascii="Courier New" w:hAnsi="Courier New" w:cs="Courier New"/>
+          <w:b/>
+          <w:color w:val="4F81BD" w:themeColor="accent1"/>
+        </w:rPr>
+        <w:t>(type ~ ., data = zoo1)</w:t>
+      </w:r>
+    </w:p>
+    <w:p>
+      <w:pPr>
+        <w:rPr>
+          <w:rFonts w:ascii="Times New Roman" w:hAnsi="Times New Roman" w:cs="Times New Roman"/>
+          <w:bCs/>
+        </w:rPr>
+      </w:pPr>
+      <w:r>
+        <w:rPr>
+          <w:rFonts w:ascii="Times New Roman" w:hAnsi="Times New Roman" w:cs="Times New Roman"/>
+          <w:bCs/>
+          <w:color w:val="000000" w:themeColor="text1"/>
+        </w:rPr>
+        <w:t xml:space="preserve">We provide </w:t>
+      </w:r>
+      <w:r>
+        <w:rPr>
+          <w:rFonts w:ascii="Times New Roman" w:hAnsi="Times New Roman" w:cs="Times New Roman"/>
+          <w:bCs/>
+          <w:color w:val="000000" w:themeColor="text1"/>
+        </w:rPr>
+        <w:t>two arguments</w:t>
+      </w:r>
+      <w:r>
+        <w:rPr>
+          <w:rFonts w:ascii="Times New Roman" w:hAnsi="Times New Roman" w:cs="Times New Roman"/>
+          <w:bCs/>
+          <w:color w:val="000000" w:themeColor="text1"/>
+        </w:rPr>
+        <w:t xml:space="preserve"> to the function</w:t>
+      </w:r>
+      <w:r>
+        <w:rPr>
+          <w:rFonts w:ascii="Times New Roman" w:hAnsi="Times New Roman" w:cs="Times New Roman"/>
+          <w:bCs/>
+          <w:color w:val="000000" w:themeColor="text1"/>
+        </w:rPr>
+        <w:t>:</w:t>
+      </w:r>
+      <w:r>
+        <w:rPr>
+          <w:rFonts w:ascii="Times New Roman" w:hAnsi="Times New Roman" w:cs="Times New Roman"/>
+          <w:bCs/>
+        </w:rPr>
+        <w:t xml:space="preserve"> </w:t>
+      </w:r>
+      <w:r>
+        <w:rPr>
+          <w:rFonts w:ascii="Courier New" w:hAnsi="Courier New" w:cs="Courier New"/>
+          <w:b/>
+          <w:bCs/>
+          <w:color w:val="0070C0"/>
+        </w:rPr>
+        <w:t>data = zoo</w:t>
+      </w:r>
+      <w:r>
+        <w:rPr>
+          <w:rFonts w:ascii="Courier New" w:hAnsi="Courier New" w:cs="Courier New"/>
+          <w:b/>
+          <w:bCs/>
+          <w:color w:val="0070C0"/>
+        </w:rPr>
+        <w:t>1</w:t>
+      </w:r>
+      <w:r>
+        <w:rPr>
+          <w:rFonts w:ascii="Courier New" w:hAnsi="Courier New" w:cs="Courier New"/>
+          <w:b/>
+          <w:bCs/>
+          <w:color w:val="0070C0"/>
+        </w:rPr>
+        <w:t xml:space="preserve"> </w:t>
+      </w:r>
+      <w:r>
+        <w:rPr>
+          <w:rFonts w:ascii="Times New Roman" w:hAnsi="Times New Roman" w:cs="Times New Roman"/>
+          <w:bCs/>
+          <w:color w:val="000000" w:themeColor="text1"/>
+        </w:rPr>
+        <w:t>and</w:t>
+      </w:r>
+      <w:r>
+        <w:rPr>
+          <w:rFonts w:ascii="Courier New" w:hAnsi="Courier New" w:cs="Courier New"/>
+          <w:b/>
+          <w:bCs/>
+          <w:color w:val="0070C0"/>
+        </w:rPr>
+        <w:t xml:space="preserve"> target = type</w:t>
+      </w:r>
+      <w:r>
+        <w:rPr>
+          <w:rFonts w:ascii="Courier New" w:hAnsi="Courier New" w:cs="Courier New"/>
+          <w:b/>
+          <w:bCs/>
+          <w:color w:val="0070C0"/>
+        </w:rPr>
+        <w:t>~.</w:t>
+      </w:r>
+      <w:r>
+        <w:rPr>
+          <w:rFonts w:ascii="Times New Roman" w:hAnsi="Times New Roman" w:cs="Times New Roman"/>
+          <w:bCs/>
+        </w:rPr>
+        <w:t xml:space="preserve"> </w:t>
+      </w:r>
+      <w:r>
+        <w:rPr>
+          <w:rFonts w:ascii="Times New Roman" w:hAnsi="Times New Roman" w:cs="Times New Roman"/>
+          <w:bCs/>
+        </w:rPr>
+        <w:t xml:space="preserve">which tells R to use all the predictors to build the model. </w:t>
+      </w:r>
+      <w:r>
+        <w:rPr>
+          <w:rFonts w:ascii="Times New Roman" w:hAnsi="Times New Roman" w:cs="Times New Roman"/>
+          <w:bCs/>
+        </w:rPr>
+        <w:t xml:space="preserve"> </w:t>
+      </w:r>
+      <w:r>
+        <w:rPr>
+          <w:rFonts w:ascii="Times New Roman" w:hAnsi="Times New Roman" w:cs="Times New Roman"/>
+          <w:bCs/>
+        </w:rPr>
+        <w:t xml:space="preserve">You can still retrieve the data from the </w:t>
+      </w:r>
+      <w:proofErr w:type="spellStart"/>
+      <w:r>
+        <w:rPr>
+          <w:rFonts w:ascii="Times New Roman" w:hAnsi="Times New Roman" w:cs="Times New Roman"/>
+          <w:bCs/>
+        </w:rPr>
+        <w:t>task_zoo</w:t>
+      </w:r>
+      <w:proofErr w:type="spellEnd"/>
+      <w:r>
+        <w:rPr>
+          <w:rFonts w:ascii="Times New Roman" w:hAnsi="Times New Roman" w:cs="Times New Roman"/>
+          <w:bCs/>
+        </w:rPr>
+        <w:t xml:space="preserve"> object by typing: </w:t>
+      </w:r>
+    </w:p>
+    <w:p>
+      <w:pPr>
+        <w:shd w:val="clear" w:color="auto" w:fill="D9D9D9" w:themeFill="background1" w:themeFillShade="D9"/>
+        <w:rPr>
+          <w:rFonts w:ascii="Courier New" w:hAnsi="Courier New" w:cs="Courier New"/>
+          <w:b/>
+          <w:color w:val="4F81BD" w:themeColor="accent1"/>
+        </w:rPr>
+      </w:pPr>
+      <w:proofErr w:type="spellStart"/>
+      <w:r>
+        <w:rPr>
+          <w:rFonts w:ascii="Courier New" w:hAnsi="Courier New" w:cs="Courier New"/>
+          <w:b/>
+          <w:color w:val="4F81BD" w:themeColor="accent1"/>
+        </w:rPr>
+        <w:t>task_zoo$data</w:t>
+      </w:r>
+      <w:proofErr w:type="spellEnd"/>
+      <w:r>
+        <w:rPr>
+          <w:rFonts w:ascii="Courier New" w:hAnsi="Courier New" w:cs="Courier New"/>
+          <w:b/>
+          <w:color w:val="4F81BD" w:themeColor="accent1"/>
+        </w:rPr>
+        <w:t>()</w:t>
+      </w:r>
+    </w:p>
+    <w:p>
+      <w:pPr>
+        <w:rPr>
+          <w:rFonts w:ascii="Times New Roman" w:hAnsi="Times New Roman" w:cs="Times New Roman"/>
+          <w:bCs/>
+        </w:rPr>
+      </w:pPr>
+    </w:p>
+    <w:p>
+      <w:pPr>
+        <w:rPr>
+          <w:rFonts w:ascii="Times New Roman" w:hAnsi="Times New Roman" w:cs="Times New Roman"/>
+          <w:bCs/>
+        </w:rPr>
+      </w:pPr>
+      <w:r>
+        <w:rPr>
+          <w:rFonts w:ascii="Times New Roman" w:hAnsi="Times New Roman" w:cs="Times New Roman"/>
+          <w:bCs/>
+        </w:rPr>
+        <w:t xml:space="preserve">You can </w:t>
+      </w:r>
+      <w:r>
+        <w:rPr>
+          <w:rFonts w:ascii="Times New Roman" w:hAnsi="Times New Roman" w:cs="Times New Roman"/>
+          <w:bCs/>
+        </w:rPr>
+        <w:t xml:space="preserve">inspect the </w:t>
+      </w:r>
+      <w:r>
+        <w:rPr>
+          <w:rFonts w:ascii="Times New Roman" w:hAnsi="Times New Roman" w:cs="Times New Roman"/>
+          <w:bCs/>
+        </w:rPr>
+        <w:t xml:space="preserve">frequency of each class by </w:t>
+      </w:r>
+      <w:r>
+        <w:rPr>
+          <w:rFonts w:ascii="Times New Roman" w:hAnsi="Times New Roman" w:cs="Times New Roman"/>
+          <w:bCs/>
+        </w:rPr>
+        <w:t>creat</w:t>
+      </w:r>
+      <w:r>
+        <w:rPr>
+          <w:rFonts w:ascii="Times New Roman" w:hAnsi="Times New Roman" w:cs="Times New Roman"/>
+          <w:bCs/>
+        </w:rPr>
+        <w:t>ing</w:t>
+      </w:r>
+      <w:r>
+        <w:rPr>
+          <w:rFonts w:ascii="Times New Roman" w:hAnsi="Times New Roman" w:cs="Times New Roman"/>
+          <w:bCs/>
+        </w:rPr>
+        <w:t xml:space="preserve"> a </w:t>
+      </w:r>
+      <w:proofErr w:type="spellStart"/>
+      <w:r>
+        <w:rPr>
+          <w:rFonts w:ascii="Times New Roman" w:hAnsi="Times New Roman" w:cs="Times New Roman"/>
+          <w:bCs/>
+        </w:rPr>
+        <w:t>barchart</w:t>
+      </w:r>
+      <w:proofErr w:type="spellEnd"/>
+      <w:r>
+        <w:rPr>
+          <w:rFonts w:ascii="Times New Roman" w:hAnsi="Times New Roman" w:cs="Times New Roman"/>
+          <w:bCs/>
+        </w:rPr>
+        <w:t xml:space="preserve"> with </w:t>
+      </w:r>
+      <w:r>
+        <w:rPr>
+          <w:rFonts w:ascii="Times New Roman" w:hAnsi="Times New Roman" w:cs="Times New Roman"/>
+          <w:bCs/>
+        </w:rPr>
+        <w:t xml:space="preserve">class </w:t>
+      </w:r>
+      <w:r>
+        <w:rPr>
+          <w:rFonts w:ascii="Times New Roman" w:hAnsi="Times New Roman" w:cs="Times New Roman"/>
+          <w:bCs/>
+        </w:rPr>
+        <w:t>counts</w:t>
+      </w:r>
+      <w:r>
+        <w:rPr>
+          <w:rFonts w:ascii="Times New Roman" w:hAnsi="Times New Roman" w:cs="Times New Roman"/>
+          <w:bCs/>
+        </w:rPr>
+        <w:t>:</w:t>
+      </w:r>
+    </w:p>
+    <w:p>
+      <w:pPr>
+        <w:shd w:val="clear" w:color="auto" w:fill="D9D9D9" w:themeFill="background1" w:themeFillShade="D9"/>
+        <w:rPr>
+          <w:rFonts w:ascii="Courier New" w:hAnsi="Courier New" w:cs="Courier New"/>
+          <w:b/>
+          <w:color w:val="4F81BD" w:themeColor="accent1"/>
+        </w:rPr>
+      </w:pPr>
+      <w:proofErr w:type="spellStart"/>
+      <w:r>
+        <w:rPr>
+          <w:rFonts w:ascii="Courier New" w:hAnsi="Courier New" w:cs="Courier New"/>
+          <w:b/>
+          <w:color w:val="4F81BD" w:themeColor="accent1"/>
+        </w:rPr>
+        <w:t>autoplot</w:t>
+      </w:r>
+      <w:proofErr w:type="spellEnd"/>
+      <w:r>
+        <w:rPr>
+          <w:rFonts w:ascii="Courier New" w:hAnsi="Courier New" w:cs="Courier New"/>
+          <w:b/>
+          <w:color w:val="4F81BD" w:themeColor="accent1"/>
         </w:rPr>
         <w:t>(</w:t>
       </w:r>
-      <w:proofErr w:type="gramEnd"/>
-      <w:r>
-        <w:rPr>
-          <w:rFonts w:ascii="Times New Roman" w:hAnsi="Times New Roman" w:cs="Times New Roman"/>
-          <w:bCs/>
+      <w:proofErr w:type="spellStart"/>
+      <w:r>
+        <w:rPr>
+          <w:rFonts w:ascii="Courier New" w:hAnsi="Courier New" w:cs="Courier New"/>
+          <w:b/>
+          <w:color w:val="4F81BD" w:themeColor="accent1"/>
+        </w:rPr>
+        <w:t>task_zoo</w:t>
+      </w:r>
+      <w:proofErr w:type="spellEnd"/>
+      <w:r>
+        <w:rPr>
+          <w:rFonts w:ascii="Courier New" w:hAnsi="Courier New" w:cs="Courier New"/>
+          <w:b/>
+          <w:color w:val="4F81BD" w:themeColor="accent1"/>
         </w:rPr>
         <w:t>)</w:t>
       </w:r>
+    </w:p>
+    <w:p>
+      <w:pPr>
+        <w:rPr>
+          <w:rFonts w:ascii="Times New Roman" w:hAnsi="Times New Roman" w:cs="Times New Roman"/>
+          <w:bCs/>
+        </w:rPr>
+      </w:pPr>
+    </w:p>
+    <w:p>
+      <w:pPr>
+        <w:rPr>
+          <w:rFonts w:ascii="Times New Roman" w:hAnsi="Times New Roman" w:cs="Times New Roman"/>
+          <w:bCs/>
+        </w:rPr>
+      </w:pPr>
+      <w:r>
+        <w:rPr>
+          <w:rFonts w:ascii="Times New Roman" w:hAnsi="Times New Roman" w:cs="Times New Roman"/>
+          <w:bCs/>
+        </w:rPr>
+        <w:t xml:space="preserve">Before </w:t>
+      </w:r>
+      <w:r>
+        <w:rPr>
+          <w:rFonts w:ascii="Times New Roman" w:hAnsi="Times New Roman" w:cs="Times New Roman"/>
+          <w:bCs/>
+        </w:rPr>
+        <w:t>specifying which algorithm to use for building the model we can inspect the list of available algorithms as follows:</w:t>
+      </w:r>
+    </w:p>
+    <w:p>
+      <w:pPr>
+        <w:rPr>
+          <w:rFonts w:ascii="Courier New" w:hAnsi="Courier New" w:cs="Courier New"/>
+          <w:b/>
+          <w:color w:val="4F81BD" w:themeColor="accent1"/>
+        </w:rPr>
+      </w:pPr>
+      <w:proofErr w:type="spellStart"/>
+      <w:r>
+        <w:rPr>
+          <w:rFonts w:ascii="Courier New" w:hAnsi="Courier New" w:cs="Courier New"/>
+          <w:b/>
+          <w:color w:val="4F81BD" w:themeColor="accent1"/>
+        </w:rPr>
+        <w:t>mlr_learners</w:t>
+      </w:r>
+      <w:proofErr w:type="spellEnd"/>
+    </w:p>
+    <w:p>
+      <w:pPr>
+        <w:rPr>
+          <w:rFonts w:ascii="Times New Roman" w:hAnsi="Times New Roman" w:cs="Times New Roman"/>
+          <w:bCs/>
+        </w:rPr>
+      </w:pPr>
+      <w:r>
+        <w:rPr>
+          <w:rFonts w:ascii="Times New Roman" w:hAnsi="Times New Roman" w:cs="Times New Roman"/>
+          <w:bCs/>
+        </w:rPr>
+        <w:t xml:space="preserve">This will </w:t>
+      </w:r>
+      <w:r>
+        <w:rPr>
+          <w:rFonts w:ascii="Times New Roman" w:hAnsi="Times New Roman" w:cs="Times New Roman"/>
+          <w:bCs/>
+        </w:rPr>
+        <w:t xml:space="preserve">print the list of algorithms in the console, which include all the algorithms included in </w:t>
+      </w:r>
+      <w:r>
+        <w:rPr>
+          <w:rFonts w:ascii="Courier New" w:hAnsi="Courier New" w:cs="Courier New"/>
+          <w:b/>
+          <w:color w:val="4F81BD" w:themeColor="accent1"/>
+        </w:rPr>
+        <w:t>mlr3</w:t>
+      </w:r>
+      <w:r>
+        <w:rPr>
+          <w:rFonts w:ascii="Times New Roman" w:hAnsi="Times New Roman" w:cs="Times New Roman"/>
+          <w:bCs/>
+        </w:rPr>
+        <w:t xml:space="preserve"> and the extension packages</w:t>
+      </w:r>
+      <w:r>
+        <w:rPr>
+          <w:rFonts w:ascii="Times New Roman" w:hAnsi="Times New Roman" w:cs="Times New Roman"/>
+          <w:bCs/>
+        </w:rPr>
+        <w:t xml:space="preserve">. We are interested in applying </w:t>
+      </w:r>
+      <w:proofErr w:type="spellStart"/>
+      <w:r>
+        <w:rPr>
+          <w:rFonts w:ascii="Times New Roman" w:hAnsi="Times New Roman" w:cs="Times New Roman"/>
+          <w:b/>
+        </w:rPr>
+        <w:t>classif.</w:t>
+      </w:r>
+      <w:r>
+        <w:rPr>
+          <w:rFonts w:ascii="Times New Roman" w:hAnsi="Times New Roman" w:cs="Times New Roman"/>
+          <w:b/>
+        </w:rPr>
+        <w:t>ranger</w:t>
+      </w:r>
+      <w:proofErr w:type="spellEnd"/>
+      <w:r>
+        <w:rPr>
+          <w:rFonts w:ascii="Times New Roman" w:hAnsi="Times New Roman" w:cs="Times New Roman"/>
+          <w:bCs/>
+        </w:rPr>
+        <w:t xml:space="preserve"> which is </w:t>
+      </w:r>
+      <w:r>
+        <w:rPr>
+          <w:rFonts w:ascii="Times New Roman" w:hAnsi="Times New Roman" w:cs="Times New Roman"/>
+          <w:bCs/>
+        </w:rPr>
+        <w:t>an algorithm for performing Random Forests available with the package ranger</w:t>
+      </w:r>
       <w:r>
         <w:rPr>
           <w:rFonts w:ascii="Times New Roman" w:hAnsi="Times New Roman" w:cs="Times New Roman"/>
@@ -2018,6 +2403,20 @@
         </w:rPr>
         <w:t xml:space="preserve">. </w:t>
       </w:r>
+      <w:r>
+        <w:rPr>
+          <w:rFonts w:ascii="Times New Roman" w:hAnsi="Times New Roman" w:cs="Times New Roman"/>
+          <w:bCs/>
+        </w:rPr>
+        <w:t>To do so we need to set the learner</w:t>
+      </w:r>
+      <w:r>
+        <w:rPr>
+          <w:rFonts w:ascii="Times New Roman" w:hAnsi="Times New Roman" w:cs="Times New Roman"/>
+          <w:bCs/>
+        </w:rPr>
+        <w:t>:</w:t>
+      </w:r>
     </w:p>
     <w:p>
       <w:pPr>
@@ -2028,565 +2427,6 @@
           <w:color w:val="4F81BD" w:themeColor="accent1"/>
         </w:rPr>
       </w:pPr>
-      <w:proofErr w:type="spellStart"/>
-      <w:r>
-        <w:rPr>
-          <w:rFonts w:ascii="Courier New" w:hAnsi="Courier New" w:cs="Courier New"/>
-          <w:b/>
-          <w:color w:val="4F81BD" w:themeColor="accent1"/>
-        </w:rPr>
-        <w:t>task_zoo</w:t>
-      </w:r>
-      <w:proofErr w:type="spellEnd"/>
-      <w:r>
-        <w:rPr>
-          <w:rFonts w:ascii="Courier New" w:hAnsi="Courier New" w:cs="Courier New"/>
-          <w:b/>
-          <w:color w:val="4F81BD" w:themeColor="accent1"/>
-        </w:rPr>
-        <w:t xml:space="preserve"> = </w:t>
-      </w:r>
-      <w:proofErr w:type="spellStart"/>
-      <w:r>
-        <w:rPr>
-          <w:rFonts w:ascii="Courier New" w:hAnsi="Courier New" w:cs="Courier New"/>
-          <w:b/>
-          <w:color w:val="4F81BD" w:themeColor="accent1"/>
-        </w:rPr>
-        <w:t>as_task_</w:t>
-      </w:r>
-      <w:proofErr w:type="gramStart"/>
-      <w:r>
-        <w:rPr>
-          <w:rFonts w:ascii="Courier New" w:hAnsi="Courier New" w:cs="Courier New"/>
-          <w:b/>
-          <w:color w:val="4F81BD" w:themeColor="accent1"/>
-        </w:rPr>
-        <w:t>classif</w:t>
-      </w:r>
-      <w:proofErr w:type="spellEnd"/>
-      <w:r>
-        <w:rPr>
-          <w:rFonts w:ascii="Courier New" w:hAnsi="Courier New" w:cs="Courier New"/>
-          <w:b/>
-          <w:color w:val="4F81BD" w:themeColor="accent1"/>
-        </w:rPr>
-        <w:t>(</w:t>
-      </w:r>
-      <w:proofErr w:type="gramEnd"/>
-      <w:r>
-        <w:rPr>
-          <w:rFonts w:ascii="Courier New" w:hAnsi="Courier New" w:cs="Courier New"/>
-          <w:b/>
-          <w:color w:val="4F81BD" w:themeColor="accent1"/>
-        </w:rPr>
-        <w:t xml:space="preserve">type </w:t>
-      </w:r>
-      <w:proofErr w:type="gramStart"/>
-      <w:r>
-        <w:rPr>
-          <w:rFonts w:ascii="Courier New" w:hAnsi="Courier New" w:cs="Courier New"/>
-          <w:b/>
-          <w:color w:val="4F81BD" w:themeColor="accent1"/>
-        </w:rPr>
-        <w:t>~ .</w:t>
-      </w:r>
-      <w:proofErr w:type="gramEnd"/>
-      <w:r>
-        <w:rPr>
-          <w:rFonts w:ascii="Courier New" w:hAnsi="Courier New" w:cs="Courier New"/>
-          <w:b/>
-          <w:color w:val="4F81BD" w:themeColor="accent1"/>
-        </w:rPr>
-        <w:t>, data = zoo1)</w:t>
-      </w:r>
-    </w:p>
-    <w:p>
-      <w:pPr>
-        <w:rPr>
-          <w:rFonts w:ascii="Times New Roman" w:hAnsi="Times New Roman" w:cs="Times New Roman"/>
-          <w:bCs/>
-        </w:rPr>
-      </w:pPr>
-      <w:r>
-        <w:rPr>
-          <w:rFonts w:ascii="Times New Roman" w:hAnsi="Times New Roman" w:cs="Times New Roman"/>
-          <w:bCs/>
-          <w:color w:val="000000" w:themeColor="text1"/>
-        </w:rPr>
-        <w:t xml:space="preserve">We provide </w:t>
-      </w:r>
-      <w:r>
-        <w:rPr>
-          <w:rFonts w:ascii="Times New Roman" w:hAnsi="Times New Roman" w:cs="Times New Roman"/>
-          <w:bCs/>
-          <w:color w:val="000000" w:themeColor="text1"/>
-        </w:rPr>
-        <w:t>two arguments</w:t>
-      </w:r>
-      <w:r>
-        <w:rPr>
-          <w:rFonts w:ascii="Times New Roman" w:hAnsi="Times New Roman" w:cs="Times New Roman"/>
-          <w:bCs/>
-          <w:color w:val="000000" w:themeColor="text1"/>
-        </w:rPr>
-        <w:t xml:space="preserve"> to the function</w:t>
-      </w:r>
-      <w:r>
-        <w:rPr>
-          <w:rFonts w:ascii="Times New Roman" w:hAnsi="Times New Roman" w:cs="Times New Roman"/>
-          <w:bCs/>
-          <w:color w:val="000000" w:themeColor="text1"/>
-        </w:rPr>
-        <w:t>:</w:t>
-      </w:r>
-      <w:r>
-        <w:rPr>
-          <w:rFonts w:ascii="Times New Roman" w:hAnsi="Times New Roman" w:cs="Times New Roman"/>
-          <w:bCs/>
-        </w:rPr>
-        <w:t xml:space="preserve"> </w:t>
-      </w:r>
-      <w:r>
-        <w:rPr>
-          <w:rFonts w:ascii="Courier New" w:hAnsi="Courier New" w:cs="Courier New"/>
-          <w:b/>
-          <w:bCs/>
-          <w:color w:val="0070C0"/>
-        </w:rPr>
-        <w:t>data = zoo</w:t>
-      </w:r>
-      <w:r>
-        <w:rPr>
-          <w:rFonts w:ascii="Courier New" w:hAnsi="Courier New" w:cs="Courier New"/>
-          <w:b/>
-          <w:bCs/>
-          <w:color w:val="0070C0"/>
-        </w:rPr>
-        <w:t>1</w:t>
-      </w:r>
-      <w:r>
-        <w:rPr>
-          <w:rFonts w:ascii="Courier New" w:hAnsi="Courier New" w:cs="Courier New"/>
-          <w:b/>
-          <w:bCs/>
-          <w:color w:val="0070C0"/>
-        </w:rPr>
-        <w:t xml:space="preserve"> </w:t>
-      </w:r>
-      <w:r>
-        <w:rPr>
-          <w:rFonts w:ascii="Times New Roman" w:hAnsi="Times New Roman" w:cs="Times New Roman"/>
-          <w:bCs/>
-          <w:color w:val="000000" w:themeColor="text1"/>
-        </w:rPr>
-        <w:t>and</w:t>
-      </w:r>
-      <w:r>
-        <w:rPr>
-          <w:rFonts w:ascii="Courier New" w:hAnsi="Courier New" w:cs="Courier New"/>
-          <w:b/>
-          <w:bCs/>
-          <w:color w:val="0070C0"/>
-        </w:rPr>
-        <w:t xml:space="preserve"> target = type</w:t>
-      </w:r>
-      <w:r>
-        <w:rPr>
-          <w:rFonts w:ascii="Courier New" w:hAnsi="Courier New" w:cs="Courier New"/>
-          <w:b/>
-          <w:bCs/>
-          <w:color w:val="0070C0"/>
-        </w:rPr>
-        <w:t>~.</w:t>
-      </w:r>
-      <w:r>
-        <w:rPr>
-          <w:rFonts w:ascii="Times New Roman" w:hAnsi="Times New Roman" w:cs="Times New Roman"/>
-          <w:bCs/>
-        </w:rPr>
-        <w:t xml:space="preserve"> </w:t>
-      </w:r>
-      <w:r>
-        <w:rPr>
-          <w:rFonts w:ascii="Times New Roman" w:hAnsi="Times New Roman" w:cs="Times New Roman"/>
-          <w:bCs/>
-        </w:rPr>
-        <w:t xml:space="preserve">which tells R to use all the predictors to build the model. </w:t>
-      </w:r>
-      <w:r>
-        <w:rPr>
-          <w:rFonts w:ascii="Times New Roman" w:hAnsi="Times New Roman" w:cs="Times New Roman"/>
-          <w:bCs/>
-        </w:rPr>
-        <w:t xml:space="preserve"> </w:t>
-      </w:r>
-      <w:r>
-        <w:rPr>
-          <w:rFonts w:ascii="Times New Roman" w:hAnsi="Times New Roman" w:cs="Times New Roman"/>
-          <w:bCs/>
-        </w:rPr>
-        <w:t xml:space="preserve">You can still retrieve the data from the </w:t>
-      </w:r>
-      <w:proofErr w:type="spellStart"/>
-      <w:r>
-        <w:rPr>
-          <w:rFonts w:ascii="Times New Roman" w:hAnsi="Times New Roman" w:cs="Times New Roman"/>
-          <w:bCs/>
-        </w:rPr>
-        <w:t>task_zoo</w:t>
-      </w:r>
-      <w:proofErr w:type="spellEnd"/>
-      <w:r>
-        <w:rPr>
-          <w:rFonts w:ascii="Times New Roman" w:hAnsi="Times New Roman" w:cs="Times New Roman"/>
-          <w:bCs/>
-        </w:rPr>
-        <w:t xml:space="preserve"> object by typing: </w:t>
-      </w:r>
-    </w:p>
-    <w:p>
-      <w:pPr>
-        <w:shd w:val="clear" w:color="auto" w:fill="D9D9D9" w:themeFill="background1" w:themeFillShade="D9"/>
-        <w:rPr>
-          <w:rFonts w:ascii="Courier New" w:hAnsi="Courier New" w:cs="Courier New"/>
-          <w:b/>
-          <w:color w:val="4F81BD" w:themeColor="accent1"/>
-        </w:rPr>
-      </w:pPr>
-      <w:proofErr w:type="spellStart"/>
-      <w:r>
-        <w:rPr>
-          <w:rFonts w:ascii="Courier New" w:hAnsi="Courier New" w:cs="Courier New"/>
-          <w:b/>
-          <w:color w:val="4F81BD" w:themeColor="accent1"/>
-        </w:rPr>
-        <w:t>task_zoo$</w:t>
-      </w:r>
-      <w:proofErr w:type="gramStart"/>
-      <w:r>
-        <w:rPr>
-          <w:rFonts w:ascii="Courier New" w:hAnsi="Courier New" w:cs="Courier New"/>
-          <w:b/>
-          <w:color w:val="4F81BD" w:themeColor="accent1"/>
-        </w:rPr>
-        <w:t>data</w:t>
-      </w:r>
-      <w:proofErr w:type="spellEnd"/>
-      <w:r>
-        <w:rPr>
-          <w:rFonts w:ascii="Courier New" w:hAnsi="Courier New" w:cs="Courier New"/>
-          <w:b/>
-          <w:color w:val="4F81BD" w:themeColor="accent1"/>
-        </w:rPr>
-        <w:t>(</w:t>
-      </w:r>
-      <w:proofErr w:type="gramEnd"/>
-      <w:r>
-        <w:rPr>
-          <w:rFonts w:ascii="Courier New" w:hAnsi="Courier New" w:cs="Courier New"/>
-          <w:b/>
-          <w:color w:val="4F81BD" w:themeColor="accent1"/>
-        </w:rPr>
-        <w:t>)</w:t>
-      </w:r>
-    </w:p>
-    <w:p>
-      <w:pPr>
-        <w:rPr>
-          <w:rFonts w:ascii="Times New Roman" w:hAnsi="Times New Roman" w:cs="Times New Roman"/>
-          <w:bCs/>
-        </w:rPr>
-      </w:pPr>
-    </w:p>
-    <w:p>
-      <w:pPr>
-        <w:rPr>
-          <w:rFonts w:ascii="Times New Roman" w:hAnsi="Times New Roman" w:cs="Times New Roman"/>
-          <w:bCs/>
-        </w:rPr>
-      </w:pPr>
-      <w:r>
-        <w:rPr>
-          <w:rFonts w:ascii="Times New Roman" w:hAnsi="Times New Roman" w:cs="Times New Roman"/>
-          <w:bCs/>
-        </w:rPr>
-        <w:t xml:space="preserve">You can </w:t>
-      </w:r>
-      <w:r>
-        <w:rPr>
-          <w:rFonts w:ascii="Times New Roman" w:hAnsi="Times New Roman" w:cs="Times New Roman"/>
-          <w:bCs/>
-        </w:rPr>
-        <w:t xml:space="preserve">inspect the </w:t>
-      </w:r>
-      <w:r>
-        <w:rPr>
-          <w:rFonts w:ascii="Times New Roman" w:hAnsi="Times New Roman" w:cs="Times New Roman"/>
-          <w:bCs/>
-        </w:rPr>
-        <w:t xml:space="preserve">frequency of each class by </w:t>
-      </w:r>
-      <w:r>
-        <w:rPr>
-          <w:rFonts w:ascii="Times New Roman" w:hAnsi="Times New Roman" w:cs="Times New Roman"/>
-          <w:bCs/>
-        </w:rPr>
-        <w:t>creat</w:t>
-      </w:r>
-      <w:r>
-        <w:rPr>
-          <w:rFonts w:ascii="Times New Roman" w:hAnsi="Times New Roman" w:cs="Times New Roman"/>
-          <w:bCs/>
-        </w:rPr>
-        <w:t>ing</w:t>
-      </w:r>
-      <w:r>
-        <w:rPr>
-          <w:rFonts w:ascii="Times New Roman" w:hAnsi="Times New Roman" w:cs="Times New Roman"/>
-          <w:bCs/>
-        </w:rPr>
-        <w:t xml:space="preserve"> a </w:t>
-      </w:r>
-      <w:proofErr w:type="spellStart"/>
-      <w:r>
-        <w:rPr>
-          <w:rFonts w:ascii="Times New Roman" w:hAnsi="Times New Roman" w:cs="Times New Roman"/>
-          <w:bCs/>
-        </w:rPr>
-        <w:t>barchart</w:t>
-      </w:r>
-      <w:proofErr w:type="spellEnd"/>
-      <w:r>
-        <w:rPr>
-          <w:rFonts w:ascii="Times New Roman" w:hAnsi="Times New Roman" w:cs="Times New Roman"/>
-          <w:bCs/>
-        </w:rPr>
-        <w:t xml:space="preserve"> with </w:t>
-      </w:r>
-      <w:r>
-        <w:rPr>
-          <w:rFonts w:ascii="Times New Roman" w:hAnsi="Times New Roman" w:cs="Times New Roman"/>
-          <w:bCs/>
-        </w:rPr>
-        <w:t xml:space="preserve">class </w:t>
-      </w:r>
-      <w:r>
-        <w:rPr>
-          <w:rFonts w:ascii="Times New Roman" w:hAnsi="Times New Roman" w:cs="Times New Roman"/>
-          <w:bCs/>
-        </w:rPr>
-        <w:t>counts</w:t>
-      </w:r>
-      <w:r>
-        <w:rPr>
-          <w:rFonts w:ascii="Times New Roman" w:hAnsi="Times New Roman" w:cs="Times New Roman"/>
-          <w:bCs/>
-        </w:rPr>
-        <w:t>:</w:t>
-      </w:r>
-    </w:p>
-    <w:p>
-      <w:pPr>
-        <w:shd w:val="clear" w:color="auto" w:fill="D9D9D9" w:themeFill="background1" w:themeFillShade="D9"/>
-        <w:rPr>
-          <w:rFonts w:ascii="Courier New" w:hAnsi="Courier New" w:cs="Courier New"/>
-          <w:b/>
-          <w:color w:val="4F81BD" w:themeColor="accent1"/>
-        </w:rPr>
-      </w:pPr>
-      <w:proofErr w:type="spellStart"/>
-      <w:r>
-        <w:rPr>
-          <w:rFonts w:ascii="Courier New" w:hAnsi="Courier New" w:cs="Courier New"/>
-          <w:b/>
-          <w:color w:val="4F81BD" w:themeColor="accent1"/>
-        </w:rPr>
-        <w:t>autoplot</w:t>
-      </w:r>
-      <w:proofErr w:type="spellEnd"/>
-      <w:r>
-        <w:rPr>
-          <w:rFonts w:ascii="Courier New" w:hAnsi="Courier New" w:cs="Courier New"/>
-          <w:b/>
-          <w:color w:val="4F81BD" w:themeColor="accent1"/>
-        </w:rPr>
-        <w:t>(</w:t>
-      </w:r>
-      <w:proofErr w:type="spellStart"/>
-      <w:r>
-        <w:rPr>
-          <w:rFonts w:ascii="Courier New" w:hAnsi="Courier New" w:cs="Courier New"/>
-          <w:b/>
-          <w:color w:val="4F81BD" w:themeColor="accent1"/>
-        </w:rPr>
-        <w:t>task_zoo</w:t>
-      </w:r>
-      <w:proofErr w:type="spellEnd"/>
-      <w:r>
-        <w:rPr>
-          <w:rFonts w:ascii="Courier New" w:hAnsi="Courier New" w:cs="Courier New"/>
-          <w:b/>
-          <w:color w:val="4F81BD" w:themeColor="accent1"/>
-        </w:rPr>
-        <w:t>)</w:t>
-      </w:r>
-    </w:p>
-    <w:p>
-      <w:pPr>
-        <w:rPr>
-          <w:rFonts w:ascii="Times New Roman" w:hAnsi="Times New Roman" w:cs="Times New Roman"/>
-          <w:bCs/>
-        </w:rPr>
-      </w:pPr>
-    </w:p>
-    <w:p>
-      <w:pPr>
-        <w:rPr>
-          <w:rFonts w:ascii="Times New Roman" w:hAnsi="Times New Roman" w:cs="Times New Roman"/>
-          <w:bCs/>
-        </w:rPr>
-      </w:pPr>
-      <w:r>
-        <w:rPr>
-          <w:rFonts w:ascii="Times New Roman" w:hAnsi="Times New Roman" w:cs="Times New Roman"/>
-          <w:bCs/>
-        </w:rPr>
-        <w:t xml:space="preserve">Before </w:t>
-      </w:r>
-      <w:r>
-        <w:rPr>
-          <w:rFonts w:ascii="Times New Roman" w:hAnsi="Times New Roman" w:cs="Times New Roman"/>
-          <w:bCs/>
-        </w:rPr>
-        <w:t>specifying which algorithm to use for building the model we can inspect the list of available algorithms as follows:</w:t>
-      </w:r>
-    </w:p>
-    <w:p>
-      <w:pPr>
-        <w:rPr>
-          <w:rFonts w:ascii="Courier New" w:hAnsi="Courier New" w:cs="Courier New"/>
-          <w:b/>
-          <w:color w:val="4F81BD" w:themeColor="accent1"/>
-        </w:rPr>
-      </w:pPr>
-      <w:proofErr w:type="spellStart"/>
-      <w:r>
-        <w:rPr>
-          <w:rFonts w:ascii="Courier New" w:hAnsi="Courier New" w:cs="Courier New"/>
-          <w:b/>
-          <w:color w:val="4F81BD" w:themeColor="accent1"/>
-        </w:rPr>
-        <w:t>mlr_learners</w:t>
-      </w:r>
-      <w:proofErr w:type="spellEnd"/>
-    </w:p>
-    <w:p>
-      <w:pPr>
-        <w:rPr>
-          <w:rFonts w:ascii="Times New Roman" w:hAnsi="Times New Roman" w:cs="Times New Roman"/>
-          <w:bCs/>
-        </w:rPr>
-      </w:pPr>
-      <w:r>
-        <w:rPr>
-          <w:rFonts w:ascii="Times New Roman" w:hAnsi="Times New Roman" w:cs="Times New Roman"/>
-          <w:bCs/>
-        </w:rPr>
-        <w:t xml:space="preserve">This will </w:t>
-      </w:r>
-      <w:r>
-        <w:rPr>
-          <w:rFonts w:ascii="Times New Roman" w:hAnsi="Times New Roman" w:cs="Times New Roman"/>
-          <w:bCs/>
-        </w:rPr>
-        <w:t xml:space="preserve">print the list of algorithms in the console, which include all the algorithms included in </w:t>
-      </w:r>
-      <w:r>
-        <w:rPr>
-          <w:rFonts w:ascii="Courier New" w:hAnsi="Courier New" w:cs="Courier New"/>
-          <w:b/>
-          <w:color w:val="4F81BD" w:themeColor="accent1"/>
-        </w:rPr>
-        <w:t>mlr3</w:t>
-      </w:r>
-      <w:r>
-        <w:rPr>
-          <w:rFonts w:ascii="Times New Roman" w:hAnsi="Times New Roman" w:cs="Times New Roman"/>
-          <w:bCs/>
-        </w:rPr>
-        <w:t xml:space="preserve"> and the extension packages</w:t>
-      </w:r>
-      <w:r>
-        <w:rPr>
-          <w:rFonts w:ascii="Times New Roman" w:hAnsi="Times New Roman" w:cs="Times New Roman"/>
-          <w:bCs/>
-        </w:rPr>
-        <w:t xml:space="preserve">. We are interested in applying </w:t>
-      </w:r>
-      <w:proofErr w:type="spellStart"/>
-      <w:proofErr w:type="gramStart"/>
-      <w:r>
-        <w:rPr>
-          <w:rFonts w:ascii="Times New Roman" w:hAnsi="Times New Roman" w:cs="Times New Roman"/>
-          <w:b/>
-        </w:rPr>
-        <w:t>classif.</w:t>
-      </w:r>
-      <w:r>
-        <w:rPr>
-          <w:rFonts w:ascii="Times New Roman" w:hAnsi="Times New Roman" w:cs="Times New Roman"/>
-          <w:b/>
-        </w:rPr>
-        <w:t>ranger</w:t>
-      </w:r>
-      <w:proofErr w:type="spellEnd"/>
-      <w:proofErr w:type="gramEnd"/>
-      <w:r>
-        <w:rPr>
-          <w:rFonts w:ascii="Times New Roman" w:hAnsi="Times New Roman" w:cs="Times New Roman"/>
-          <w:bCs/>
-        </w:rPr>
-        <w:t xml:space="preserve"> which is </w:t>
-      </w:r>
-      <w:r>
-        <w:rPr>
-          <w:rFonts w:ascii="Times New Roman" w:hAnsi="Times New Roman" w:cs="Times New Roman"/>
-          <w:bCs/>
-        </w:rPr>
-        <w:t>an algorithm for performing Random Forests available with the package ranger</w:t>
-      </w:r>
-      <w:r>
-        <w:rPr>
-          <w:rFonts w:ascii="Times New Roman" w:hAnsi="Times New Roman" w:cs="Times New Roman"/>
-          <w:bCs/>
-        </w:rPr>
-        <w:t xml:space="preserve">. </w:t>
-      </w:r>
-      <w:r>
-        <w:rPr>
-          <w:rFonts w:ascii="Times New Roman" w:hAnsi="Times New Roman" w:cs="Times New Roman"/>
-          <w:bCs/>
-        </w:rPr>
-        <w:t>To do so we need to set the learner</w:t>
-      </w:r>
-      <w:r>
-        <w:rPr>
-          <w:rFonts w:ascii="Times New Roman" w:hAnsi="Times New Roman" w:cs="Times New Roman"/>
-          <w:bCs/>
-        </w:rPr>
-        <w:t>:</w:t>
-      </w:r>
-    </w:p>
-    <w:p>
-      <w:pPr>
-        <w:shd w:val="clear" w:color="auto" w:fill="D9D9D9" w:themeFill="background1" w:themeFillShade="D9"/>
-        <w:rPr>
-          <w:rFonts w:ascii="Courier New" w:hAnsi="Courier New" w:cs="Courier New"/>
-          <w:b/>
-          <w:color w:val="4F81BD" w:themeColor="accent1"/>
-        </w:rPr>
-      </w:pPr>
       <w:r>
         <w:rPr>
           <w:rFonts w:ascii="Courier New" w:hAnsi="Courier New" w:cs="Courier New"/>
@@ -2614,7 +2454,6 @@
         <w:t>("</w:t>
       </w:r>
       <w:proofErr w:type="spellStart"/>
-      <w:proofErr w:type="gramStart"/>
       <w:r>
         <w:rPr>
           <w:rFonts w:ascii="Courier New" w:hAnsi="Courier New" w:cs="Courier New"/>
@@ -2632,7 +2471,6 @@
         <w:t>ger</w:t>
       </w:r>
       <w:proofErr w:type="spellEnd"/>
-      <w:proofErr w:type="gramEnd"/>
       <w:r>
         <w:rPr>
           <w:rFonts w:ascii="Courier New" w:hAnsi="Courier New" w:cs="Courier New"/>
@@ -2735,37 +2573,12 @@
           <w:bCs/>
         </w:rPr>
       </w:pPr>
-      <w:proofErr w:type="gramStart"/>
-      <w:r>
-        <w:rPr>
-          <w:rFonts w:ascii="Times New Roman" w:hAnsi="Times New Roman" w:cs="Times New Roman"/>
-          <w:bCs/>
-        </w:rPr>
-        <w:t>First</w:t>
-      </w:r>
-      <w:proofErr w:type="gramEnd"/>
-      <w:r>
-        <w:rPr>
-          <w:rFonts w:ascii="Times New Roman" w:hAnsi="Times New Roman" w:cs="Times New Roman"/>
-          <w:bCs/>
-        </w:rPr>
-        <w:t xml:space="preserve"> we partition the dataset into train and test set using the function </w:t>
-      </w:r>
-      <w:proofErr w:type="gramStart"/>
-      <w:r>
-        <w:rPr>
-          <w:rFonts w:ascii="Times New Roman" w:hAnsi="Times New Roman" w:cs="Times New Roman"/>
-          <w:bCs/>
-        </w:rPr>
-        <w:t>partition(</w:t>
-      </w:r>
-      <w:proofErr w:type="gramEnd"/>
-      <w:r>
-        <w:rPr>
-          <w:rFonts w:ascii="Times New Roman" w:hAnsi="Times New Roman" w:cs="Times New Roman"/>
-          <w:bCs/>
-        </w:rPr>
-        <w:t xml:space="preserve">). </w:t>
+      <w:r>
+        <w:rPr>
+          <w:rFonts w:ascii="Times New Roman" w:hAnsi="Times New Roman" w:cs="Times New Roman"/>
+          <w:bCs/>
+        </w:rPr>
+        <w:t xml:space="preserve">First we partition the dataset into train and test set using the function partition(). </w:t>
       </w:r>
     </w:p>
     <w:p>
@@ -2778,7 +2591,6 @@
         </w:rPr>
       </w:pPr>
       <w:proofErr w:type="spellStart"/>
-      <w:proofErr w:type="gramStart"/>
       <w:r>
         <w:rPr>
           <w:rFonts w:ascii="Courier New" w:hAnsi="Courier New" w:cs="Courier New"/>
@@ -2788,7 +2600,6 @@
         <w:t>set.seed</w:t>
       </w:r>
       <w:proofErr w:type="spellEnd"/>
-      <w:proofErr w:type="gramEnd"/>
       <w:r>
         <w:rPr>
           <w:rFonts w:ascii="Courier New" w:hAnsi="Courier New" w:cs="Courier New"/>
@@ -2813,19 +2624,9 @@
           <w:b/>
           <w:color w:val="4F81BD" w:themeColor="accent1"/>
         </w:rPr>
-        <w:t xml:space="preserve">split = </w:t>
-      </w:r>
-      <w:proofErr w:type="gramStart"/>
-      <w:r>
-        <w:rPr>
-          <w:rFonts w:ascii="Courier New" w:hAnsi="Courier New" w:cs="Courier New"/>
-          <w:b/>
-          <w:color w:val="4F81BD" w:themeColor="accent1"/>
-        </w:rPr>
-        <w:t>partition(</w:t>
-      </w:r>
-      <w:proofErr w:type="spellStart"/>
-      <w:proofErr w:type="gramEnd"/>
+        <w:t>split = partition(</w:t>
+      </w:r>
+      <w:proofErr w:type="spellStart"/>
       <w:r>
         <w:rPr>
           <w:rFonts w:ascii="Courier New" w:hAnsi="Courier New" w:cs="Courier New"/>
@@ -2875,16 +2676,7 @@
           <w:b/>
           <w:color w:val="4F81BD" w:themeColor="accent1"/>
         </w:rPr>
-        <w:t>learner$</w:t>
-      </w:r>
-      <w:proofErr w:type="gramStart"/>
-      <w:r>
-        <w:rPr>
-          <w:rFonts w:ascii="Courier New" w:hAnsi="Courier New" w:cs="Courier New"/>
-          <w:b/>
-          <w:color w:val="4F81BD" w:themeColor="accent1"/>
-        </w:rPr>
-        <w:t>train</w:t>
+        <w:t>learner$train</w:t>
       </w:r>
       <w:proofErr w:type="spellEnd"/>
       <w:r>
@@ -2896,7 +2688,6 @@
         <w:t>(</w:t>
       </w:r>
       <w:proofErr w:type="spellStart"/>
-      <w:proofErr w:type="gramEnd"/>
       <w:r>
         <w:rPr>
           <w:rFonts w:ascii="Courier New" w:hAnsi="Courier New" w:cs="Courier New"/>
@@ -3065,16 +2856,7 @@
           <w:b/>
           <w:color w:val="4F81BD" w:themeColor="accent1"/>
         </w:rPr>
-        <w:t>learner$</w:t>
-      </w:r>
-      <w:proofErr w:type="gramStart"/>
-      <w:r>
-        <w:rPr>
-          <w:rFonts w:ascii="Courier New" w:hAnsi="Courier New" w:cs="Courier New"/>
-          <w:b/>
-          <w:color w:val="4F81BD" w:themeColor="accent1"/>
-        </w:rPr>
-        <w:t>predict</w:t>
+        <w:t>learner$predict</w:t>
       </w:r>
       <w:proofErr w:type="spellEnd"/>
       <w:r>
@@ -3086,7 +2868,6 @@
         <w:t>(</w:t>
       </w:r>
       <w:proofErr w:type="spellStart"/>
-      <w:proofErr w:type="gramEnd"/>
       <w:r>
         <w:rPr>
           <w:rFonts w:ascii="Courier New" w:hAnsi="Courier New" w:cs="Courier New"/>
@@ -3505,34 +3286,16 @@
           <w:b/>
           <w:color w:val="4F81BD" w:themeColor="accent1"/>
         </w:rPr>
-        <w:t>learner$param_set$</w:t>
-      </w:r>
-      <w:proofErr w:type="gramStart"/>
-      <w:r>
-        <w:rPr>
-          <w:rFonts w:ascii="Courier New" w:hAnsi="Courier New" w:cs="Courier New"/>
-          <w:b/>
-          <w:color w:val="4F81BD" w:themeColor="accent1"/>
-        </w:rPr>
-        <w:t>ids</w:t>
-      </w:r>
-      <w:proofErr w:type="spellEnd"/>
-      <w:r>
-        <w:rPr>
-          <w:rFonts w:ascii="Courier New" w:hAnsi="Courier New" w:cs="Courier New"/>
-          <w:b/>
-          <w:color w:val="4F81BD" w:themeColor="accent1"/>
-        </w:rPr>
-        <w:t>(</w:t>
-      </w:r>
-      <w:proofErr w:type="gramEnd"/>
-      <w:r>
-        <w:rPr>
-          <w:rFonts w:ascii="Courier New" w:hAnsi="Courier New" w:cs="Courier New"/>
-          <w:b/>
-          <w:color w:val="4F81BD" w:themeColor="accent1"/>
-        </w:rPr>
-        <w:t>)</w:t>
+        <w:t>learner$param_set$ids</w:t>
+      </w:r>
+      <w:proofErr w:type="spellEnd"/>
+      <w:r>
+        <w:rPr>
+          <w:rFonts w:ascii="Courier New" w:hAnsi="Courier New" w:cs="Courier New"/>
+          <w:b/>
+          <w:color w:val="4F81BD" w:themeColor="accent1"/>
+        </w:rPr>
+        <w:t>()</w:t>
       </w:r>
     </w:p>
     <w:p>
@@ -3614,7 +3377,6 @@
         </w:rPr>
       </w:pPr>
       <w:proofErr w:type="spellStart"/>
-      <w:proofErr w:type="gramStart"/>
       <w:r>
         <w:rPr>
           <w:rFonts w:ascii="Times New Roman" w:hAnsi="Times New Roman" w:cs="Times New Roman"/>
@@ -3652,7 +3414,6 @@
         <w:t>s</w:t>
       </w:r>
       <w:proofErr w:type="spellEnd"/>
-      <w:proofErr w:type="gramEnd"/>
       <w:r>
         <w:rPr>
           <w:rFonts w:ascii="Times New Roman" w:hAnsi="Times New Roman" w:cs="Times New Roman"/>
@@ -3709,7 +3470,6 @@
         </w:rPr>
       </w:pPr>
       <w:proofErr w:type="spellStart"/>
-      <w:proofErr w:type="gramStart"/>
       <w:r>
         <w:rPr>
           <w:rFonts w:ascii="Times New Roman" w:hAnsi="Times New Roman" w:cs="Times New Roman"/>
@@ -3728,7 +3488,6 @@
         </w:rPr>
         <w:t>node</w:t>
       </w:r>
-      <w:proofErr w:type="gramEnd"/>
       <w:r>
         <w:rPr>
           <w:rFonts w:ascii="Times New Roman" w:hAnsi="Times New Roman" w:cs="Times New Roman"/>
@@ -3780,7 +3539,6 @@
         </w:rPr>
       </w:pPr>
       <w:proofErr w:type="spellStart"/>
-      <w:proofErr w:type="gramStart"/>
       <w:r>
         <w:rPr>
           <w:rFonts w:ascii="Times New Roman" w:hAnsi="Times New Roman" w:cs="Times New Roman"/>
@@ -3800,7 +3558,6 @@
         <w:t>.depth</w:t>
       </w:r>
       <w:proofErr w:type="spellEnd"/>
-      <w:proofErr w:type="gramEnd"/>
       <w:r>
         <w:rPr>
           <w:rFonts w:ascii="Times New Roman" w:hAnsi="Times New Roman" w:cs="Times New Roman"/>
@@ -3877,7 +3634,6 @@
         <w:t xml:space="preserve"> </w:t>
       </w:r>
       <w:proofErr w:type="spellStart"/>
-      <w:proofErr w:type="gramStart"/>
       <w:r>
         <w:rPr>
           <w:rFonts w:ascii="Courier New" w:hAnsi="Courier New" w:cs="Courier New"/>
@@ -3897,14 +3653,151 @@
           <w:kern w:val="0"/>
           <w:lang w:bidi="ar-SA"/>
         </w:rPr>
-        <w:t>(</w:t>
-      </w:r>
-      <w:proofErr w:type="gramEnd"/>
-      <w:r>
-        <w:rPr>
-          <w:rFonts w:ascii="Courier New" w:hAnsi="Courier New" w:cs="Courier New"/>
-          <w:b/>
-          <w:color w:val="0070C0"/>
+        <w:t>()</w:t>
+      </w:r>
+      <w:r>
+        <w:rPr>
+          <w:rFonts w:ascii="Times New Roman" w:hAnsi="Times New Roman" w:cs="Times New Roman"/>
+          <w:color w:val="000000" w:themeColor="text1"/>
+          <w:kern w:val="0"/>
+          <w:lang w:bidi="ar-SA"/>
+        </w:rPr>
+        <w:t xml:space="preserve">and define the lower and upper values for each of the above hyperparameters. </w:t>
+      </w:r>
+      <w:r>
+        <w:rPr>
+          <w:rFonts w:ascii="Times New Roman" w:hAnsi="Times New Roman" w:cs="Times New Roman"/>
+          <w:color w:val="000000" w:themeColor="text1"/>
+          <w:kern w:val="0"/>
+          <w:lang w:bidi="ar-SA"/>
+        </w:rPr>
+        <w:t xml:space="preserve">For the number of trees we set </w:t>
+      </w:r>
+      <w:r>
+        <w:rPr>
+          <w:rFonts w:ascii="Times New Roman" w:hAnsi="Times New Roman" w:cs="Times New Roman"/>
+          <w:color w:val="000000" w:themeColor="text1"/>
+          <w:kern w:val="0"/>
+          <w:lang w:bidi="ar-SA"/>
+        </w:rPr>
+        <w:t>between 200 and 500</w:t>
+      </w:r>
+      <w:r>
+        <w:rPr>
+          <w:rFonts w:ascii="Times New Roman" w:hAnsi="Times New Roman" w:cs="Times New Roman"/>
+          <w:color w:val="000000" w:themeColor="text1"/>
+          <w:kern w:val="0"/>
+          <w:lang w:bidi="ar-SA"/>
+        </w:rPr>
+        <w:t>. F</w:t>
+      </w:r>
+      <w:r>
+        <w:rPr>
+          <w:rFonts w:ascii="Times New Roman" w:hAnsi="Times New Roman" w:cs="Times New Roman"/>
+          <w:color w:val="000000" w:themeColor="text1"/>
+          <w:kern w:val="0"/>
+          <w:lang w:bidi="ar-SA"/>
+        </w:rPr>
+        <w:t xml:space="preserve">or the </w:t>
+      </w:r>
+      <w:r>
+        <w:rPr>
+          <w:rFonts w:ascii="Times New Roman" w:hAnsi="Times New Roman" w:cs="Times New Roman"/>
+          <w:color w:val="000000" w:themeColor="text1"/>
+          <w:kern w:val="0"/>
+          <w:lang w:bidi="ar-SA"/>
+        </w:rPr>
+        <w:t xml:space="preserve">number of features at each node </w:t>
+      </w:r>
+      <w:r>
+        <w:rPr>
+          <w:rFonts w:ascii="Times New Roman" w:hAnsi="Times New Roman" w:cs="Times New Roman"/>
+          <w:color w:val="000000" w:themeColor="text1"/>
+          <w:kern w:val="0"/>
+          <w:lang w:bidi="ar-SA"/>
+        </w:rPr>
+        <w:t xml:space="preserve">we set </w:t>
+      </w:r>
+      <w:proofErr w:type="spellStart"/>
+      <w:r>
+        <w:rPr>
+          <w:rFonts w:ascii="Times New Roman" w:hAnsi="Times New Roman" w:cs="Times New Roman"/>
+          <w:color w:val="000000" w:themeColor="text1"/>
+          <w:kern w:val="0"/>
+          <w:lang w:bidi="ar-SA"/>
+        </w:rPr>
+        <w:t>mtry</w:t>
+      </w:r>
+      <w:proofErr w:type="spellEnd"/>
+      <w:r>
+        <w:rPr>
+          <w:rFonts w:ascii="Times New Roman" w:hAnsi="Times New Roman" w:cs="Times New Roman"/>
+          <w:color w:val="000000" w:themeColor="text1"/>
+          <w:kern w:val="0"/>
+          <w:lang w:bidi="ar-SA"/>
+        </w:rPr>
+        <w:t xml:space="preserve"> </w:t>
+      </w:r>
+      <w:r>
+        <w:rPr>
+          <w:rFonts w:ascii="Times New Roman" w:hAnsi="Times New Roman" w:cs="Times New Roman"/>
+          <w:color w:val="000000" w:themeColor="text1"/>
+          <w:kern w:val="0"/>
+          <w:lang w:bidi="ar-SA"/>
+        </w:rPr>
+        <w:t xml:space="preserve">between 2-12 </w:t>
+      </w:r>
+      <w:r>
+        <w:rPr>
+          <w:rFonts w:ascii="Times New Roman" w:hAnsi="Times New Roman" w:cs="Times New Roman"/>
+          <w:color w:val="000000" w:themeColor="text1"/>
+          <w:kern w:val="0"/>
+          <w:lang w:bidi="ar-SA"/>
+        </w:rPr>
+        <w:t>(w</w:t>
+      </w:r>
+      <w:r>
+        <w:rPr>
+          <w:rFonts w:ascii="Times New Roman" w:hAnsi="Times New Roman" w:cs="Times New Roman"/>
+          <w:color w:val="000000" w:themeColor="text1"/>
+          <w:kern w:val="0"/>
+          <w:lang w:bidi="ar-SA"/>
+        </w:rPr>
+        <w:t xml:space="preserve">e want </w:t>
+      </w:r>
+      <w:proofErr w:type="spellStart"/>
+      <w:r>
+        <w:rPr>
+          <w:rFonts w:ascii="Times New Roman" w:hAnsi="Times New Roman" w:cs="Times New Roman"/>
+          <w:color w:val="000000" w:themeColor="text1"/>
+          <w:kern w:val="0"/>
+          <w:lang w:bidi="ar-SA"/>
+        </w:rPr>
+        <w:t>mtry</w:t>
+      </w:r>
+      <w:proofErr w:type="spellEnd"/>
+      <w:r>
+        <w:rPr>
+          <w:rFonts w:ascii="Times New Roman" w:hAnsi="Times New Roman" w:cs="Times New Roman"/>
+          <w:color w:val="000000" w:themeColor="text1"/>
+          <w:kern w:val="0"/>
+          <w:lang w:bidi="ar-SA"/>
+        </w:rPr>
+        <w:t xml:space="preserve"> to be </w:t>
+      </w:r>
+      <w:r>
+        <w:rPr>
+          <w:rFonts w:ascii="Times New Roman" w:hAnsi="Times New Roman" w:cs="Times New Roman"/>
+          <w:color w:val="000000" w:themeColor="text1"/>
+          <w:kern w:val="0"/>
+          <w:lang w:bidi="ar-SA"/>
+        </w:rPr>
+        <w:t>large enough to capture the trends in the dataset but less than the total number of features</w:t>
+      </w:r>
+      <w:r>
+        <w:rPr>
+          <w:rFonts w:ascii="Times New Roman" w:hAnsi="Times New Roman" w:cs="Times New Roman"/>
+          <w:color w:val="000000" w:themeColor="text1"/>
           <w:kern w:val="0"/>
           <w:lang w:bidi="ar-SA"/>
         </w:rPr>
@@ -3917,7 +3810,7 @@
           <w:kern w:val="0"/>
           <w:lang w:bidi="ar-SA"/>
         </w:rPr>
-        <w:t xml:space="preserve">and define the lower and upper values for each of the above hyperparameters. </w:t>
+        <w:t>.</w:t>
       </w:r>
       <w:r>
         <w:rPr>
@@ -3926,9 +3819,8 @@
           <w:kern w:val="0"/>
           <w:lang w:bidi="ar-SA"/>
         </w:rPr>
-        <w:t xml:space="preserve">For the number of </w:t>
-      </w:r>
-      <w:proofErr w:type="gramStart"/>
+        <w:t xml:space="preserve"> </w:t>
+      </w:r>
       <w:r>
         <w:rPr>
           <w:rFonts w:ascii="Times New Roman" w:hAnsi="Times New Roman" w:cs="Times New Roman"/>
@@ -3936,9 +3828,9 @@
           <w:kern w:val="0"/>
           <w:lang w:bidi="ar-SA"/>
         </w:rPr>
-        <w:t>trees</w:t>
-      </w:r>
-      <w:proofErr w:type="gramEnd"/>
+        <w:t xml:space="preserve">For </w:t>
+      </w:r>
+      <w:proofErr w:type="spellStart"/>
       <w:r>
         <w:rPr>
           <w:rFonts w:ascii="Times New Roman" w:hAnsi="Times New Roman" w:cs="Times New Roman"/>
@@ -3946,7 +3838,7 @@
           <w:kern w:val="0"/>
           <w:lang w:bidi="ar-SA"/>
         </w:rPr>
-        <w:t xml:space="preserve"> we set </w:t>
+        <w:t>min.</w:t>
       </w:r>
       <w:r>
         <w:rPr>
@@ -3955,7 +3847,7 @@
           <w:kern w:val="0"/>
           <w:lang w:bidi="ar-SA"/>
         </w:rPr>
-        <w:t>between 200 and 500</w:t>
+        <w:t>node</w:t>
       </w:r>
       <w:r>
         <w:rPr>
@@ -3964,7 +3856,7 @@
           <w:kern w:val="0"/>
           <w:lang w:bidi="ar-SA"/>
         </w:rPr>
-        <w:t>. F</w:t>
+        <w:t>.</w:t>
       </w:r>
       <w:r>
         <w:rPr>
@@ -3973,8 +3865,9 @@
           <w:kern w:val="0"/>
           <w:lang w:bidi="ar-SA"/>
         </w:rPr>
-        <w:t xml:space="preserve">or the </w:t>
-      </w:r>
+        <w:t>size</w:t>
+      </w:r>
+      <w:proofErr w:type="spellEnd"/>
       <w:r>
         <w:rPr>
           <w:rFonts w:ascii="Times New Roman" w:hAnsi="Times New Roman" w:cs="Times New Roman"/>
@@ -3982,7 +3875,7 @@
           <w:kern w:val="0"/>
           <w:lang w:bidi="ar-SA"/>
         </w:rPr>
-        <w:t xml:space="preserve">number of features at each node </w:t>
+        <w:t xml:space="preserve"> allow </w:t>
       </w:r>
       <w:r>
         <w:rPr>
@@ -3991,9 +3884,8 @@
           <w:kern w:val="0"/>
           <w:lang w:bidi="ar-SA"/>
         </w:rPr>
-        <w:t xml:space="preserve">we set </w:t>
-      </w:r>
-      <w:proofErr w:type="spellStart"/>
+        <w:t>two</w:t>
+      </w:r>
       <w:r>
         <w:rPr>
           <w:rFonts w:ascii="Times New Roman" w:hAnsi="Times New Roman" w:cs="Times New Roman"/>
@@ -4001,9 +3893,8 @@
           <w:kern w:val="0"/>
           <w:lang w:bidi="ar-SA"/>
         </w:rPr>
-        <w:t>mtry</w:t>
-      </w:r>
-      <w:proofErr w:type="spellEnd"/>
+        <w:t xml:space="preserve"> cases in each leaf, </w:t>
+      </w:r>
       <w:r>
         <w:rPr>
           <w:rFonts w:ascii="Times New Roman" w:hAnsi="Times New Roman" w:cs="Times New Roman"/>
@@ -4011,187 +3902,8 @@
           <w:kern w:val="0"/>
           <w:lang w:bidi="ar-SA"/>
         </w:rPr>
-        <w:t xml:space="preserve"> </w:t>
-      </w:r>
-      <w:r>
-        <w:rPr>
-          <w:rFonts w:ascii="Times New Roman" w:hAnsi="Times New Roman" w:cs="Times New Roman"/>
-          <w:color w:val="000000" w:themeColor="text1"/>
-          <w:kern w:val="0"/>
-          <w:lang w:bidi="ar-SA"/>
-        </w:rPr>
-        <w:t xml:space="preserve">between 2-12 </w:t>
-      </w:r>
-      <w:r>
-        <w:rPr>
-          <w:rFonts w:ascii="Times New Roman" w:hAnsi="Times New Roman" w:cs="Times New Roman"/>
-          <w:color w:val="000000" w:themeColor="text1"/>
-          <w:kern w:val="0"/>
-          <w:lang w:bidi="ar-SA"/>
-        </w:rPr>
-        <w:t>(w</w:t>
-      </w:r>
-      <w:r>
-        <w:rPr>
-          <w:rFonts w:ascii="Times New Roman" w:hAnsi="Times New Roman" w:cs="Times New Roman"/>
-          <w:color w:val="000000" w:themeColor="text1"/>
-          <w:kern w:val="0"/>
-          <w:lang w:bidi="ar-SA"/>
-        </w:rPr>
-        <w:t xml:space="preserve">e want </w:t>
-      </w:r>
-      <w:proofErr w:type="spellStart"/>
-      <w:r>
-        <w:rPr>
-          <w:rFonts w:ascii="Times New Roman" w:hAnsi="Times New Roman" w:cs="Times New Roman"/>
-          <w:color w:val="000000" w:themeColor="text1"/>
-          <w:kern w:val="0"/>
-          <w:lang w:bidi="ar-SA"/>
-        </w:rPr>
-        <w:t>mtry</w:t>
-      </w:r>
-      <w:proofErr w:type="spellEnd"/>
-      <w:r>
-        <w:rPr>
-          <w:rFonts w:ascii="Times New Roman" w:hAnsi="Times New Roman" w:cs="Times New Roman"/>
-          <w:color w:val="000000" w:themeColor="text1"/>
-          <w:kern w:val="0"/>
-          <w:lang w:bidi="ar-SA"/>
-        </w:rPr>
-        <w:t xml:space="preserve"> to be </w:t>
-      </w:r>
-      <w:r>
-        <w:rPr>
-          <w:rFonts w:ascii="Times New Roman" w:hAnsi="Times New Roman" w:cs="Times New Roman"/>
-          <w:color w:val="000000" w:themeColor="text1"/>
-          <w:kern w:val="0"/>
-          <w:lang w:bidi="ar-SA"/>
-        </w:rPr>
-        <w:t>large enough to capture the trends in the dataset but less than the total number of features</w:t>
-      </w:r>
-      <w:r>
-        <w:rPr>
-          <w:rFonts w:ascii="Times New Roman" w:hAnsi="Times New Roman" w:cs="Times New Roman"/>
-          <w:color w:val="000000" w:themeColor="text1"/>
-          <w:kern w:val="0"/>
-          <w:lang w:bidi="ar-SA"/>
-        </w:rPr>
-        <w:t>)</w:t>
-      </w:r>
-      <w:r>
-        <w:rPr>
-          <w:rFonts w:ascii="Times New Roman" w:hAnsi="Times New Roman" w:cs="Times New Roman"/>
-          <w:color w:val="000000" w:themeColor="text1"/>
-          <w:kern w:val="0"/>
-          <w:lang w:bidi="ar-SA"/>
-        </w:rPr>
-        <w:t>.</w:t>
-      </w:r>
-      <w:r>
-        <w:rPr>
-          <w:rFonts w:ascii="Times New Roman" w:hAnsi="Times New Roman" w:cs="Times New Roman"/>
-          <w:color w:val="000000" w:themeColor="text1"/>
-          <w:kern w:val="0"/>
-          <w:lang w:bidi="ar-SA"/>
-        </w:rPr>
-        <w:t xml:space="preserve"> </w:t>
-      </w:r>
-      <w:r>
-        <w:rPr>
-          <w:rFonts w:ascii="Times New Roman" w:hAnsi="Times New Roman" w:cs="Times New Roman"/>
-          <w:color w:val="000000" w:themeColor="text1"/>
-          <w:kern w:val="0"/>
-          <w:lang w:bidi="ar-SA"/>
-        </w:rPr>
-        <w:t xml:space="preserve">For </w:t>
-      </w:r>
-      <w:proofErr w:type="spellStart"/>
-      <w:proofErr w:type="gramStart"/>
-      <w:r>
-        <w:rPr>
-          <w:rFonts w:ascii="Times New Roman" w:hAnsi="Times New Roman" w:cs="Times New Roman"/>
-          <w:color w:val="000000" w:themeColor="text1"/>
-          <w:kern w:val="0"/>
-          <w:lang w:bidi="ar-SA"/>
-        </w:rPr>
-        <w:t>min.</w:t>
-      </w:r>
-      <w:r>
-        <w:rPr>
-          <w:rFonts w:ascii="Times New Roman" w:hAnsi="Times New Roman" w:cs="Times New Roman"/>
-          <w:color w:val="000000" w:themeColor="text1"/>
-          <w:kern w:val="0"/>
-          <w:lang w:bidi="ar-SA"/>
-        </w:rPr>
-        <w:t>node</w:t>
-      </w:r>
-      <w:proofErr w:type="gramEnd"/>
-      <w:r>
-        <w:rPr>
-          <w:rFonts w:ascii="Times New Roman" w:hAnsi="Times New Roman" w:cs="Times New Roman"/>
-          <w:color w:val="000000" w:themeColor="text1"/>
-          <w:kern w:val="0"/>
-          <w:lang w:bidi="ar-SA"/>
-        </w:rPr>
-        <w:t>.</w:t>
-      </w:r>
-      <w:r>
-        <w:rPr>
-          <w:rFonts w:ascii="Times New Roman" w:hAnsi="Times New Roman" w:cs="Times New Roman"/>
-          <w:color w:val="000000" w:themeColor="text1"/>
-          <w:kern w:val="0"/>
-          <w:lang w:bidi="ar-SA"/>
-        </w:rPr>
-        <w:t>size</w:t>
-      </w:r>
-      <w:proofErr w:type="spellEnd"/>
-      <w:r>
-        <w:rPr>
-          <w:rFonts w:ascii="Times New Roman" w:hAnsi="Times New Roman" w:cs="Times New Roman"/>
-          <w:color w:val="000000" w:themeColor="text1"/>
-          <w:kern w:val="0"/>
-          <w:lang w:bidi="ar-SA"/>
-        </w:rPr>
-        <w:t xml:space="preserve"> allow </w:t>
-      </w:r>
-      <w:r>
-        <w:rPr>
-          <w:rFonts w:ascii="Times New Roman" w:hAnsi="Times New Roman" w:cs="Times New Roman"/>
-          <w:color w:val="000000" w:themeColor="text1"/>
-          <w:kern w:val="0"/>
-          <w:lang w:bidi="ar-SA"/>
-        </w:rPr>
-        <w:t>two</w:t>
-      </w:r>
-      <w:r>
-        <w:rPr>
-          <w:rFonts w:ascii="Times New Roman" w:hAnsi="Times New Roman" w:cs="Times New Roman"/>
-          <w:color w:val="000000" w:themeColor="text1"/>
-          <w:kern w:val="0"/>
-          <w:lang w:bidi="ar-SA"/>
-        </w:rPr>
-        <w:t xml:space="preserve"> cases in each </w:t>
-      </w:r>
-      <w:proofErr w:type="gramStart"/>
-      <w:r>
-        <w:rPr>
-          <w:rFonts w:ascii="Times New Roman" w:hAnsi="Times New Roman" w:cs="Times New Roman"/>
-          <w:color w:val="000000" w:themeColor="text1"/>
-          <w:kern w:val="0"/>
-          <w:lang w:bidi="ar-SA"/>
-        </w:rPr>
-        <w:t xml:space="preserve">leaf, </w:t>
-      </w:r>
-      <w:r>
-        <w:rPr>
-          <w:rFonts w:ascii="Times New Roman" w:hAnsi="Times New Roman" w:cs="Times New Roman"/>
-          <w:color w:val="000000" w:themeColor="text1"/>
-          <w:kern w:val="0"/>
-          <w:lang w:bidi="ar-SA"/>
-        </w:rPr>
         <w:t>and</w:t>
       </w:r>
-      <w:proofErr w:type="gramEnd"/>
       <w:r>
         <w:rPr>
           <w:rFonts w:ascii="Times New Roman" w:hAnsi="Times New Roman" w:cs="Times New Roman"/>
@@ -4275,7 +3987,6 @@
         <w:t xml:space="preserve">learner1 = </w:t>
       </w:r>
       <w:proofErr w:type="spellStart"/>
-      <w:proofErr w:type="gramStart"/>
       <w:r>
         <w:rPr>
           <w:rFonts w:ascii="Courier New" w:hAnsi="Courier New" w:cs="Courier New"/>
@@ -4297,22 +4008,9 @@
           <w:kern w:val="0"/>
           <w:lang w:bidi="ar-SA"/>
         </w:rPr>
-        <w:t>(</w:t>
-      </w:r>
-      <w:proofErr w:type="gramEnd"/>
-      <w:r>
-        <w:rPr>
-          <w:rFonts w:ascii="Courier New" w:hAnsi="Courier New" w:cs="Courier New"/>
-          <w:b/>
-          <w:bCs/>
-          <w:color w:val="4F81BD" w:themeColor="accent1"/>
-          <w:kern w:val="0"/>
-          <w:lang w:bidi="ar-SA"/>
-        </w:rPr>
-        <w:t>"</w:t>
-      </w:r>
-      <w:proofErr w:type="spellStart"/>
-      <w:proofErr w:type="gramStart"/>
+        <w:t>("</w:t>
+      </w:r>
+      <w:proofErr w:type="spellStart"/>
       <w:r>
         <w:rPr>
           <w:rFonts w:ascii="Courier New" w:hAnsi="Courier New" w:cs="Courier New"/>
@@ -4336,7 +4034,6 @@
         <w:t>nger</w:t>
       </w:r>
       <w:proofErr w:type="spellEnd"/>
-      <w:proofErr w:type="gramEnd"/>
       <w:r>
         <w:rPr>
           <w:rFonts w:ascii="Courier New" w:hAnsi="Courier New" w:cs="Courier New"/>
@@ -4376,7 +4073,6 @@
         <w:t xml:space="preserve">              </w:t>
       </w:r>
       <w:proofErr w:type="spellStart"/>
-      <w:proofErr w:type="gramStart"/>
       <w:r>
         <w:rPr>
           <w:rFonts w:ascii="Courier New" w:hAnsi="Courier New" w:cs="Courier New"/>
@@ -4389,7 +4085,6 @@
         <w:t>num.trees</w:t>
       </w:r>
       <w:proofErr w:type="spellEnd"/>
-      <w:proofErr w:type="gramEnd"/>
       <w:r>
         <w:rPr>
           <w:rFonts w:ascii="Courier New" w:hAnsi="Courier New" w:cs="Courier New"/>
@@ -4411,43 +4106,19 @@
           <w:kern w:val="0"/>
           <w:lang w:bidi="ar-SA"/>
         </w:rPr>
-        <w:t>to_</w:t>
-      </w:r>
-      <w:proofErr w:type="gramStart"/>
-      <w:r>
-        <w:rPr>
-          <w:rFonts w:ascii="Courier New" w:hAnsi="Courier New" w:cs="Courier New"/>
-          <w:b/>
-          <w:bCs/>
-          <w:color w:val="4F81BD" w:themeColor="accent1"/>
-          <w:kern w:val="0"/>
-          <w:lang w:bidi="ar-SA"/>
-        </w:rPr>
-        <w:t>tune</w:t>
-      </w:r>
-      <w:proofErr w:type="spellEnd"/>
-      <w:r>
-        <w:rPr>
-          <w:rFonts w:ascii="Courier New" w:hAnsi="Courier New" w:cs="Courier New"/>
-          <w:b/>
-          <w:bCs/>
-          <w:color w:val="4F81BD" w:themeColor="accent1"/>
-          <w:kern w:val="0"/>
-          <w:lang w:bidi="ar-SA"/>
-        </w:rPr>
-        <w:t>(</w:t>
-      </w:r>
-      <w:proofErr w:type="gramEnd"/>
-      <w:r>
-        <w:rPr>
-          <w:rFonts w:ascii="Courier New" w:hAnsi="Courier New" w:cs="Courier New"/>
-          <w:b/>
-          <w:bCs/>
-          <w:color w:val="4F81BD" w:themeColor="accent1"/>
-          <w:kern w:val="0"/>
-          <w:lang w:bidi="ar-SA"/>
-        </w:rPr>
-        <w:t>200, 500),</w:t>
+        <w:t>to_tune</w:t>
+      </w:r>
+      <w:proofErr w:type="spellEnd"/>
+      <w:r>
+        <w:rPr>
+          <w:rFonts w:ascii="Courier New" w:hAnsi="Courier New" w:cs="Courier New"/>
+          <w:b/>
+          <w:bCs/>
+          <w:color w:val="4F81BD" w:themeColor="accent1"/>
+          <w:kern w:val="0"/>
+          <w:lang w:bidi="ar-SA"/>
+        </w:rPr>
+        <w:t>(200, 500),</w:t>
       </w:r>
     </w:p>
     <w:p>
@@ -4477,7 +4148,6 @@
         <w:t xml:space="preserve">              </w:t>
       </w:r>
       <w:proofErr w:type="spellStart"/>
-      <w:proofErr w:type="gramStart"/>
       <w:r>
         <w:rPr>
           <w:rFonts w:ascii="Courier New" w:hAnsi="Courier New" w:cs="Courier New"/>
@@ -4499,67 +4169,31 @@
           <w:kern w:val="0"/>
           <w:lang w:bidi="ar-SA"/>
         </w:rPr>
-        <w:t xml:space="preserve">  =</w:t>
-      </w:r>
-      <w:proofErr w:type="gramEnd"/>
-      <w:r>
-        <w:rPr>
-          <w:rFonts w:ascii="Courier New" w:hAnsi="Courier New" w:cs="Courier New"/>
-          <w:b/>
-          <w:bCs/>
-          <w:color w:val="4F81BD" w:themeColor="accent1"/>
-          <w:kern w:val="0"/>
-          <w:lang w:bidi="ar-SA"/>
-        </w:rPr>
-        <w:t xml:space="preserve"> </w:t>
-      </w:r>
-      <w:proofErr w:type="spellStart"/>
-      <w:r>
-        <w:rPr>
-          <w:rFonts w:ascii="Courier New" w:hAnsi="Courier New" w:cs="Courier New"/>
-          <w:b/>
-          <w:bCs/>
-          <w:color w:val="4F81BD" w:themeColor="accent1"/>
-          <w:kern w:val="0"/>
-          <w:lang w:bidi="ar-SA"/>
-        </w:rPr>
-        <w:t>to_</w:t>
-      </w:r>
-      <w:proofErr w:type="gramStart"/>
-      <w:r>
-        <w:rPr>
-          <w:rFonts w:ascii="Courier New" w:hAnsi="Courier New" w:cs="Courier New"/>
-          <w:b/>
-          <w:bCs/>
-          <w:color w:val="4F81BD" w:themeColor="accent1"/>
-          <w:kern w:val="0"/>
-          <w:lang w:bidi="ar-SA"/>
-        </w:rPr>
-        <w:t>tune</w:t>
-      </w:r>
-      <w:proofErr w:type="spellEnd"/>
-      <w:r>
-        <w:rPr>
-          <w:rFonts w:ascii="Courier New" w:hAnsi="Courier New" w:cs="Courier New"/>
-          <w:b/>
-          <w:bCs/>
-          <w:color w:val="4F81BD" w:themeColor="accent1"/>
-          <w:kern w:val="0"/>
-          <w:lang w:bidi="ar-SA"/>
-        </w:rPr>
-        <w:t>(</w:t>
-      </w:r>
-      <w:proofErr w:type="gramEnd"/>
-      <w:r>
-        <w:rPr>
-          <w:rFonts w:ascii="Courier New" w:hAnsi="Courier New" w:cs="Courier New"/>
-          <w:b/>
-          <w:bCs/>
-          <w:color w:val="4F81BD" w:themeColor="accent1"/>
-          <w:kern w:val="0"/>
-          <w:lang w:bidi="ar-SA"/>
-        </w:rPr>
-        <w:t>2, 12),</w:t>
+        <w:t xml:space="preserve">  = </w:t>
+      </w:r>
+      <w:proofErr w:type="spellStart"/>
+      <w:r>
+        <w:rPr>
+          <w:rFonts w:ascii="Courier New" w:hAnsi="Courier New" w:cs="Courier New"/>
+          <w:b/>
+          <w:bCs/>
+          <w:color w:val="4F81BD" w:themeColor="accent1"/>
+          <w:kern w:val="0"/>
+          <w:lang w:bidi="ar-SA"/>
+        </w:rPr>
+        <w:t>to_tune</w:t>
+      </w:r>
+      <w:proofErr w:type="spellEnd"/>
+      <w:r>
+        <w:rPr>
+          <w:rFonts w:ascii="Courier New" w:hAnsi="Courier New" w:cs="Courier New"/>
+          <w:b/>
+          <w:bCs/>
+          <w:color w:val="4F81BD" w:themeColor="accent1"/>
+          <w:kern w:val="0"/>
+          <w:lang w:bidi="ar-SA"/>
+        </w:rPr>
+        <w:t>(2, 12),</w:t>
       </w:r>
     </w:p>
     <w:p>
@@ -4589,29 +4223,16 @@
         <w:t xml:space="preserve">              </w:t>
       </w:r>
       <w:proofErr w:type="spellStart"/>
-      <w:proofErr w:type="gramStart"/>
-      <w:r>
-        <w:rPr>
-          <w:rFonts w:ascii="Courier New" w:hAnsi="Courier New" w:cs="Courier New"/>
-          <w:b/>
-          <w:bCs/>
-          <w:color w:val="4F81BD" w:themeColor="accent1"/>
-          <w:kern w:val="0"/>
-          <w:lang w:bidi="ar-SA"/>
-        </w:rPr>
-        <w:t>min.node</w:t>
-      </w:r>
-      <w:proofErr w:type="gramEnd"/>
-      <w:r>
-        <w:rPr>
-          <w:rFonts w:ascii="Courier New" w:hAnsi="Courier New" w:cs="Courier New"/>
-          <w:b/>
-          <w:bCs/>
-          <w:color w:val="4F81BD" w:themeColor="accent1"/>
-          <w:kern w:val="0"/>
-          <w:lang w:bidi="ar-SA"/>
-        </w:rPr>
-        <w:t>.size</w:t>
+      <w:r>
+        <w:rPr>
+          <w:rFonts w:ascii="Courier New" w:hAnsi="Courier New" w:cs="Courier New"/>
+          <w:b/>
+          <w:bCs/>
+          <w:color w:val="4F81BD" w:themeColor="accent1"/>
+          <w:kern w:val="0"/>
+          <w:lang w:bidi="ar-SA"/>
+        </w:rPr>
+        <w:t>min.node.size</w:t>
       </w:r>
       <w:proofErr w:type="spellEnd"/>
       <w:r>
@@ -4675,7 +4296,6 @@
         <w:t xml:space="preserve">              </w:t>
       </w:r>
       <w:proofErr w:type="spellStart"/>
-      <w:proofErr w:type="gramStart"/>
       <w:r>
         <w:rPr>
           <w:rFonts w:ascii="Courier New" w:hAnsi="Courier New" w:cs="Courier New"/>
@@ -4688,7 +4308,6 @@
         <w:t>max.depth</w:t>
       </w:r>
       <w:proofErr w:type="spellEnd"/>
-      <w:proofErr w:type="gramEnd"/>
       <w:r>
         <w:rPr>
           <w:rFonts w:ascii="Courier New" w:hAnsi="Courier New" w:cs="Courier New"/>
@@ -4731,19 +4350,7 @@
           <w:kern w:val="0"/>
           <w:lang w:bidi="ar-SA"/>
         </w:rPr>
-        <w:t xml:space="preserve">  </w:t>
-      </w:r>
-      <w:proofErr w:type="gramStart"/>
-      <w:r>
-        <w:rPr>
-          <w:rFonts w:ascii="Courier New" w:hAnsi="Courier New" w:cs="Courier New"/>
-          <w:b/>
-          <w:bCs/>
-          <w:color w:val="4F81BD" w:themeColor="accent1"/>
-          <w:kern w:val="0"/>
-          <w:lang w:bidi="ar-SA"/>
-        </w:rPr>
-        <w:t xml:space="preserve">  </w:t>
+        <w:t xml:space="preserve">    </w:t>
       </w:r>
       <w:r>
         <w:rPr>
@@ -4756,7 +4363,6 @@
         </w:rPr>
         <w:t>)</w:t>
       </w:r>
-      <w:proofErr w:type="gramEnd"/>
     </w:p>
     <w:p>
       <w:pPr>
@@ -4824,7 +4430,6 @@
         <w:t xml:space="preserve"> </w:t>
       </w:r>
       <w:proofErr w:type="spellStart"/>
-      <w:proofErr w:type="gramStart"/>
       <w:r>
         <w:rPr>
           <w:rFonts w:ascii="Courier New" w:hAnsi="Courier New" w:cs="Courier New"/>
@@ -4842,9 +4447,15 @@
           <w:bCs/>
           <w:color w:val="0070C0"/>
         </w:rPr>
-        <w:t>(</w:t>
-      </w:r>
-      <w:proofErr w:type="gramEnd"/>
+        <w:t>()</w:t>
+      </w:r>
+      <w:r>
+        <w:rPr>
+          <w:rFonts w:ascii="Times New Roman" w:hAnsi="Times New Roman" w:cs="Times New Roman"/>
+          <w:bCs/>
+        </w:rPr>
+        <w:t>and</w:t>
+      </w:r>
       <w:r>
         <w:rPr>
           <w:rFonts w:ascii="Courier New" w:hAnsi="Courier New" w:cs="Courier New"/>
@@ -4852,15 +4463,9 @@
           <w:bCs/>
           <w:color w:val="0070C0"/>
         </w:rPr>
-        <w:t>)</w:t>
-      </w:r>
-      <w:r>
-        <w:rPr>
-          <w:rFonts w:ascii="Times New Roman" w:hAnsi="Times New Roman" w:cs="Times New Roman"/>
-          <w:bCs/>
-        </w:rPr>
-        <w:t>and</w:t>
-      </w:r>
+        <w:t xml:space="preserve"> </w:t>
+      </w:r>
+      <w:proofErr w:type="spellStart"/>
       <w:r>
         <w:rPr>
           <w:rFonts w:ascii="Courier New" w:hAnsi="Courier New" w:cs="Courier New"/>
@@ -4868,20 +4473,57 @@
           <w:bCs/>
           <w:color w:val="0070C0"/>
         </w:rPr>
+        <w:t>msr</w:t>
+      </w:r>
+      <w:proofErr w:type="spellEnd"/>
+      <w:r>
+        <w:rPr>
+          <w:rFonts w:ascii="Courier New" w:hAnsi="Courier New" w:cs="Courier New"/>
+          <w:b/>
+          <w:bCs/>
+          <w:color w:val="0070C0"/>
+        </w:rPr>
+        <w:t>()</w:t>
+      </w:r>
+      <w:r>
+        <w:rPr>
+          <w:rFonts w:ascii="Times New Roman" w:hAnsi="Times New Roman" w:cs="Times New Roman"/>
+          <w:bCs/>
+        </w:rPr>
         <w:t xml:space="preserve"> </w:t>
       </w:r>
-      <w:proofErr w:type="spellStart"/>
-      <w:proofErr w:type="gramStart"/>
-      <w:r>
+      <w:r>
+        <w:rPr>
+          <w:rFonts w:ascii="Times New Roman" w:hAnsi="Times New Roman" w:cs="Times New Roman"/>
+          <w:bCs/>
+        </w:rPr>
+        <w:t>function</w:t>
+      </w:r>
+      <w:r>
+        <w:rPr>
+          <w:rFonts w:ascii="Times New Roman" w:hAnsi="Times New Roman" w:cs="Times New Roman"/>
+          <w:bCs/>
+        </w:rPr>
+        <w:t xml:space="preserve"> respectively</w:t>
+      </w:r>
+      <w:r>
+        <w:rPr>
+          <w:rFonts w:ascii="Times New Roman" w:hAnsi="Times New Roman" w:cs="Times New Roman"/>
+          <w:bCs/>
+        </w:rPr>
+        <w:t>:</w:t>
+      </w:r>
+    </w:p>
+    <w:p>
+      <w:pPr>
+        <w:shd w:val="clear" w:color="auto" w:fill="D9D9D9" w:themeFill="background1" w:themeFillShade="D9"/>
         <w:rPr>
           <w:rFonts w:ascii="Courier New" w:hAnsi="Courier New" w:cs="Courier New"/>
           <w:b/>
           <w:bCs/>
           <w:color w:val="0070C0"/>
         </w:rPr>
-        <w:t>msr</w:t>
-      </w:r>
-      <w:proofErr w:type="spellEnd"/>
+      </w:pPr>
       <w:r>
         <w:rPr>
           <w:rFonts w:ascii="Courier New" w:hAnsi="Courier New" w:cs="Courier New"/>
@@ -4889,9 +4531,9 @@
           <w:bCs/>
           <w:color w:val="0070C0"/>
         </w:rPr>
-        <w:t>(</w:t>
-      </w:r>
-      <w:proofErr w:type="gramEnd"/>
+        <w:t xml:space="preserve">resampling = </w:t>
+      </w:r>
+      <w:proofErr w:type="spellStart"/>
       <w:r>
         <w:rPr>
           <w:rFonts w:ascii="Courier New" w:hAnsi="Courier New" w:cs="Courier New"/>
@@ -4899,86 +4541,17 @@
           <w:bCs/>
           <w:color w:val="0070C0"/>
         </w:rPr>
-        <w:t>)</w:t>
-      </w:r>
-      <w:r>
-        <w:rPr>
-          <w:rFonts w:ascii="Times New Roman" w:hAnsi="Times New Roman" w:cs="Times New Roman"/>
-          <w:bCs/>
-        </w:rPr>
-        <w:t xml:space="preserve"> </w:t>
-      </w:r>
-      <w:r>
-        <w:rPr>
-          <w:rFonts w:ascii="Times New Roman" w:hAnsi="Times New Roman" w:cs="Times New Roman"/>
-          <w:bCs/>
-        </w:rPr>
-        <w:t>function</w:t>
-      </w:r>
-      <w:r>
-        <w:rPr>
-          <w:rFonts w:ascii="Times New Roman" w:hAnsi="Times New Roman" w:cs="Times New Roman"/>
-          <w:bCs/>
-        </w:rPr>
-        <w:t xml:space="preserve"> respectively</w:t>
-      </w:r>
-      <w:r>
-        <w:rPr>
-          <w:rFonts w:ascii="Times New Roman" w:hAnsi="Times New Roman" w:cs="Times New Roman"/>
-          <w:bCs/>
-        </w:rPr>
-        <w:t>:</w:t>
-      </w:r>
-    </w:p>
-    <w:p>
-      <w:pPr>
-        <w:shd w:val="clear" w:color="auto" w:fill="D9D9D9" w:themeFill="background1" w:themeFillShade="D9"/>
+        <w:t>rsmp</w:t>
+      </w:r>
+      <w:proofErr w:type="spellEnd"/>
+      <w:r>
         <w:rPr>
           <w:rFonts w:ascii="Courier New" w:hAnsi="Courier New" w:cs="Courier New"/>
           <w:b/>
           <w:bCs/>
           <w:color w:val="0070C0"/>
         </w:rPr>
-      </w:pPr>
-      <w:r>
-        <w:rPr>
-          <w:rFonts w:ascii="Courier New" w:hAnsi="Courier New" w:cs="Courier New"/>
-          <w:b/>
-          <w:bCs/>
-          <w:color w:val="0070C0"/>
-        </w:rPr>
-        <w:t xml:space="preserve">resampling = </w:t>
-      </w:r>
-      <w:proofErr w:type="spellStart"/>
-      <w:proofErr w:type="gramStart"/>
-      <w:r>
-        <w:rPr>
-          <w:rFonts w:ascii="Courier New" w:hAnsi="Courier New" w:cs="Courier New"/>
-          <w:b/>
-          <w:bCs/>
-          <w:color w:val="0070C0"/>
-        </w:rPr>
-        <w:t>rsmp</w:t>
-      </w:r>
-      <w:proofErr w:type="spellEnd"/>
-      <w:r>
-        <w:rPr>
-          <w:rFonts w:ascii="Courier New" w:hAnsi="Courier New" w:cs="Courier New"/>
-          <w:b/>
-          <w:bCs/>
-          <w:color w:val="0070C0"/>
-        </w:rPr>
-        <w:t>(</w:t>
-      </w:r>
-      <w:proofErr w:type="gramEnd"/>
-      <w:r>
-        <w:rPr>
-          <w:rFonts w:ascii="Courier New" w:hAnsi="Courier New" w:cs="Courier New"/>
-          <w:b/>
-          <w:bCs/>
-          <w:color w:val="0070C0"/>
-        </w:rPr>
-        <w:t>"cv", folds = 3)</w:t>
+        <w:t>("cv", folds = 3)</w:t>
       </w:r>
     </w:p>
     <w:p>
@@ -5059,23 +4632,7 @@
           <w:rFonts w:ascii="Times New Roman" w:hAnsi="Times New Roman" w:cs="Times New Roman"/>
           <w:bCs/>
         </w:rPr>
-        <w:t xml:space="preserve">Finally, we </w:t>
-      </w:r>
-      <w:proofErr w:type="gramStart"/>
-      <w:r>
-        <w:rPr>
-          <w:rFonts w:ascii="Times New Roman" w:hAnsi="Times New Roman" w:cs="Times New Roman"/>
-          <w:bCs/>
-        </w:rPr>
-        <w:t>have to</w:t>
-      </w:r>
-      <w:proofErr w:type="gramEnd"/>
-      <w:r>
-        <w:rPr>
-          <w:rFonts w:ascii="Times New Roman" w:hAnsi="Times New Roman" w:cs="Times New Roman"/>
-          <w:bCs/>
-        </w:rPr>
-        <w:t xml:space="preserve"> specify the budget available for tuning. This is a</w:t>
+        <w:t>Finally, we have to specify the budget available for tuning. This is a</w:t>
       </w:r>
       <w:r>
         <w:rPr>
@@ -5089,23 +4646,7 @@
           <w:rFonts w:ascii="Times New Roman" w:hAnsi="Times New Roman" w:cs="Times New Roman"/>
           <w:bCs/>
         </w:rPr>
-        <w:t xml:space="preserve"> step, as exhaustively evaluating all possible hyperparameter configurations is usually not feasible. The </w:t>
-      </w:r>
-      <w:proofErr w:type="gramStart"/>
-      <w:r>
-        <w:rPr>
-          <w:rFonts w:ascii="Times New Roman" w:hAnsi="Times New Roman" w:cs="Times New Roman"/>
-          <w:bCs/>
-        </w:rPr>
-        <w:t>most commonly used</w:t>
-      </w:r>
-      <w:proofErr w:type="gramEnd"/>
-      <w:r>
-        <w:rPr>
-          <w:rFonts w:ascii="Times New Roman" w:hAnsi="Times New Roman" w:cs="Times New Roman"/>
-          <w:bCs/>
-        </w:rPr>
-        <w:t xml:space="preserve"> terminators are those that stop tuning after a certain time ("</w:t>
+        <w:t xml:space="preserve"> step, as exhaustively evaluating all possible hyperparameter configurations is usually not feasible. The most commonly used terminators are those that stop tuning after a certain time ("</w:t>
       </w:r>
       <w:proofErr w:type="spellStart"/>
       <w:r>
@@ -5138,7 +4679,6 @@
         <w:t xml:space="preserve"> using the function </w:t>
       </w:r>
       <w:proofErr w:type="spellStart"/>
-      <w:proofErr w:type="gramStart"/>
       <w:r>
         <w:rPr>
           <w:rFonts w:ascii="Courier New" w:hAnsi="Courier New" w:cs="Courier New"/>
@@ -5170,7 +4710,6 @@
         </w:rPr>
         <w:t>.</w:t>
       </w:r>
-      <w:proofErr w:type="gramEnd"/>
     </w:p>
     <w:p>
       <w:pPr>
@@ -5192,7 +4731,6 @@
         <w:t xml:space="preserve">terminator = </w:t>
       </w:r>
       <w:proofErr w:type="spellStart"/>
-      <w:proofErr w:type="gramStart"/>
       <w:r>
         <w:rPr>
           <w:rFonts w:ascii="Courier New" w:hAnsi="Courier New" w:cs="Courier New"/>
@@ -5208,16 +4746,7 @@
           <w:b/>
           <w:color w:val="4F81BD" w:themeColor="accent1"/>
         </w:rPr>
-        <w:t>(</w:t>
-      </w:r>
-      <w:proofErr w:type="gramEnd"/>
-      <w:r>
-        <w:rPr>
-          <w:rFonts w:ascii="Courier New" w:hAnsi="Courier New" w:cs="Courier New"/>
-          <w:b/>
-          <w:color w:val="4F81BD" w:themeColor="accent1"/>
-        </w:rPr>
-        <w:t xml:space="preserve">"evals", </w:t>
+        <w:t xml:space="preserve">("evals", </w:t>
       </w:r>
       <w:proofErr w:type="spellStart"/>
       <w:r>
@@ -5367,52 +4896,16 @@
           <w:b/>
           <w:color w:val="4F81BD" w:themeColor="accent1"/>
         </w:rPr>
-        <w:t>as_task_</w:t>
-      </w:r>
-      <w:proofErr w:type="gramStart"/>
-      <w:r>
-        <w:rPr>
-          <w:rFonts w:ascii="Courier New" w:hAnsi="Courier New" w:cs="Courier New"/>
-          <w:b/>
-          <w:color w:val="4F81BD" w:themeColor="accent1"/>
-        </w:rPr>
-        <w:t>classif</w:t>
-      </w:r>
-      <w:proofErr w:type="spellEnd"/>
-      <w:r>
-        <w:rPr>
-          <w:rFonts w:ascii="Courier New" w:hAnsi="Courier New" w:cs="Courier New"/>
-          <w:b/>
-          <w:color w:val="4F81BD" w:themeColor="accent1"/>
-        </w:rPr>
-        <w:t>(</w:t>
-      </w:r>
-      <w:proofErr w:type="gramEnd"/>
-      <w:r>
-        <w:rPr>
-          <w:rFonts w:ascii="Courier New" w:hAnsi="Courier New" w:cs="Courier New"/>
-          <w:b/>
-          <w:color w:val="4F81BD" w:themeColor="accent1"/>
-        </w:rPr>
-        <w:t xml:space="preserve">type </w:t>
-      </w:r>
-      <w:proofErr w:type="gramStart"/>
-      <w:r>
-        <w:rPr>
-          <w:rFonts w:ascii="Courier New" w:hAnsi="Courier New" w:cs="Courier New"/>
-          <w:b/>
-          <w:color w:val="4F81BD" w:themeColor="accent1"/>
-        </w:rPr>
-        <w:t>~ .</w:t>
-      </w:r>
-      <w:proofErr w:type="gramEnd"/>
-      <w:r>
-        <w:rPr>
-          <w:rFonts w:ascii="Courier New" w:hAnsi="Courier New" w:cs="Courier New"/>
-          <w:b/>
-          <w:color w:val="4F81BD" w:themeColor="accent1"/>
-        </w:rPr>
-        <w:t xml:space="preserve">, data = </w:t>
+        <w:t>as_task_classif</w:t>
+      </w:r>
+      <w:proofErr w:type="spellEnd"/>
+      <w:r>
+        <w:rPr>
+          <w:rFonts w:ascii="Courier New" w:hAnsi="Courier New" w:cs="Courier New"/>
+          <w:b/>
+          <w:color w:val="4F81BD" w:themeColor="accent1"/>
+        </w:rPr>
+        <w:t xml:space="preserve">(type ~ ., data = </w:t>
       </w:r>
       <w:proofErr w:type="spellStart"/>
       <w:r>
@@ -5479,18 +4972,9 @@
           <w:rFonts w:ascii="Courier New" w:hAnsi="Courier New" w:cs="Courier New"/>
           <w:b/>
         </w:rPr>
-        <w:t>mlr3</w:t>
-      </w:r>
-      <w:proofErr w:type="gramStart"/>
-      <w:r>
-        <w:rPr>
-          <w:rFonts w:ascii="Courier New" w:hAnsi="Courier New" w:cs="Courier New"/>
-          <w:b/>
-        </w:rPr>
-        <w:t>tuning::</w:t>
-      </w:r>
-      <w:proofErr w:type="spellStart"/>
-      <w:proofErr w:type="gramEnd"/>
+        <w:t>mlr3tuning::</w:t>
+      </w:r>
+      <w:proofErr w:type="spellStart"/>
       <w:r>
         <w:rPr>
           <w:rFonts w:ascii="Courier New" w:hAnsi="Courier New" w:cs="Courier New"/>
@@ -5512,16 +4996,7 @@
           <w:b/>
           <w:color w:val="4F81BD" w:themeColor="accent1"/>
         </w:rPr>
-        <w:t>mlr3</w:t>
-      </w:r>
-      <w:proofErr w:type="gramStart"/>
-      <w:r>
-        <w:rPr>
-          <w:rFonts w:ascii="Courier New" w:hAnsi="Courier New" w:cs="Courier New"/>
-          <w:b/>
-          <w:color w:val="4F81BD" w:themeColor="accent1"/>
-        </w:rPr>
-        <w:t>tuning::</w:t>
+        <w:t>mlr3tuning::</w:t>
       </w:r>
       <w:proofErr w:type="spellStart"/>
       <w:r>
@@ -5539,16 +5014,7 @@
           <w:b/>
           <w:color w:val="4F81BD" w:themeColor="accent1"/>
         </w:rPr>
-        <w:t>(</w:t>
-      </w:r>
-      <w:proofErr w:type="gramEnd"/>
-      <w:r>
-        <w:rPr>
-          <w:rFonts w:ascii="Courier New" w:hAnsi="Courier New" w:cs="Courier New"/>
-          <w:b/>
-          <w:color w:val="4F81BD" w:themeColor="accent1"/>
-        </w:rPr>
-        <w:t>)</w:t>
+        <w:t>()</w:t>
       </w:r>
       <w:r>
         <w:rPr>
@@ -5584,7 +5050,6 @@
         <w:t xml:space="preserve">instance = </w:t>
       </w:r>
       <w:proofErr w:type="spellStart"/>
-      <w:proofErr w:type="gramStart"/>
       <w:r>
         <w:rPr>
           <w:rFonts w:ascii="Courier New" w:hAnsi="Courier New" w:cs="Courier New"/>
@@ -5600,16 +5065,7 @@
           <w:b/>
           <w:color w:val="4F81BD" w:themeColor="accent1"/>
         </w:rPr>
-        <w:t>(</w:t>
-      </w:r>
-      <w:proofErr w:type="gramEnd"/>
-      <w:r>
-        <w:rPr>
-          <w:rFonts w:ascii="Courier New" w:hAnsi="Courier New" w:cs="Courier New"/>
-          <w:b/>
-          <w:color w:val="4F81BD" w:themeColor="accent1"/>
-        </w:rPr>
-        <w:t xml:space="preserve">task = </w:t>
+        <w:t xml:space="preserve">(task = </w:t>
       </w:r>
       <w:proofErr w:type="spellStart"/>
       <w:r>
@@ -6141,7 +5597,6 @@
         <w:t xml:space="preserve">tuner = </w:t>
       </w:r>
       <w:proofErr w:type="spellStart"/>
-      <w:proofErr w:type="gramStart"/>
       <w:r>
         <w:rPr>
           <w:rFonts w:ascii="Courier New" w:hAnsi="Courier New" w:cs="Courier New"/>
@@ -6159,17 +5614,7 @@
           <w:bCs/>
           <w:color w:val="0070C0"/>
         </w:rPr>
-        <w:t>(</w:t>
-      </w:r>
-      <w:proofErr w:type="gramEnd"/>
-      <w:r>
-        <w:rPr>
-          <w:rFonts w:ascii="Courier New" w:hAnsi="Courier New" w:cs="Courier New"/>
-          <w:b/>
-          <w:bCs/>
-          <w:color w:val="0070C0"/>
-        </w:rPr>
-        <w:t>"</w:t>
+        <w:t>("</w:t>
       </w:r>
       <w:proofErr w:type="spellStart"/>
       <w:r>
@@ -6531,19 +5976,9 @@
           <w:b/>
           <w:color w:val="4F81BD" w:themeColor="accent1"/>
         </w:rPr>
-        <w:t>prediction = learner1$</w:t>
-      </w:r>
-      <w:proofErr w:type="gramStart"/>
-      <w:r>
-        <w:rPr>
-          <w:rFonts w:ascii="Courier New" w:hAnsi="Courier New" w:cs="Courier New"/>
-          <w:b/>
-          <w:color w:val="4F81BD" w:themeColor="accent1"/>
-        </w:rPr>
-        <w:t>predict(</w:t>
-      </w:r>
-      <w:proofErr w:type="spellStart"/>
-      <w:proofErr w:type="gramEnd"/>
+        <w:t>prediction = learner1$predict(</w:t>
+      </w:r>
+      <w:proofErr w:type="spellStart"/>
       <w:r>
         <w:rPr>
           <w:rFonts w:ascii="Courier New" w:hAnsi="Courier New" w:cs="Courier New"/>
@@ -9291,12 +8726,9 @@
 </file>
 
 <file path=customXml/item1.xml><?xml version="1.0" encoding="utf-8"?>
-<?mso-contentType ?>
-<FormTemplates xmlns="http://schemas.microsoft.com/sharepoint/v3/contenttype/forms">
-  <Display>DocumentLibraryForm</Display>
-  <Edit>DocumentLibraryForm</Edit>
-  <New>DocumentLibraryForm</New>
-</FormTemplates>
+<p:properties xmlns:p="http://schemas.microsoft.com/office/2006/metadata/properties" xmlns:xsi="http://www.w3.org/2001/XMLSchema-instance" xmlns:pc="http://schemas.microsoft.com/office/infopath/2007/PartnerControls">
+  <documentManagement/>
+</p:properties>
 </file>
 
 <file path=customXml/item2.xml><?xml version="1.0" encoding="utf-8"?>
@@ -9497,15 +8929,19 @@
 </file>
 
 <file path=customXml/item3.xml><?xml version="1.0" encoding="utf-8"?>
-<p:properties xmlns:p="http://schemas.microsoft.com/office/2006/metadata/properties" xmlns:xsi="http://www.w3.org/2001/XMLSchema-instance" xmlns:pc="http://schemas.microsoft.com/office/infopath/2007/PartnerControls">
-  <documentManagement/>
-</p:properties>
+<?mso-contentType ?>
+<FormTemplates xmlns="http://schemas.microsoft.com/sharepoint/v3/contenttype/forms">
+  <Display>DocumentLibraryForm</Display>
+  <Edit>DocumentLibraryForm</Edit>
+  <New>DocumentLibraryForm</New>
+</FormTemplates>
 </file>
 
 <file path=customXml/itemProps1.xml><?xml version="1.0" encoding="utf-8"?>
-<ds:datastoreItem xmlns:ds="http://schemas.openxmlformats.org/officeDocument/2006/customXml" ds:itemID="{2DDE10A4-CBDB-4779-8026-FE6FF98AD5FD}">
+<ds:datastoreItem xmlns:ds="http://schemas.openxmlformats.org/officeDocument/2006/customXml" ds:itemID="{8E2A7FDA-50E4-40F2-B9EB-8DA84F36E818}">
   <ds:schemaRefs>
-    <ds:schemaRef ds:uri="http://schemas.microsoft.com/sharepoint/v3/contenttype/forms"/>
+    <ds:schemaRef ds:uri="http://schemas.microsoft.com/office/2006/metadata/properties"/>
+    <ds:schemaRef ds:uri="http://schemas.microsoft.com/office/infopath/2007/PartnerControls"/>
   </ds:schemaRefs>
 </ds:datastoreItem>
 </file>
@@ -9530,10 +8966,9 @@
 </file>
 
 <file path=customXml/itemProps3.xml><?xml version="1.0" encoding="utf-8"?>
-<ds:datastoreItem xmlns:ds="http://schemas.openxmlformats.org/officeDocument/2006/customXml" ds:itemID="{8E2A7FDA-50E4-40F2-B9EB-8DA84F36E818}">
+<ds:datastoreItem xmlns:ds="http://schemas.openxmlformats.org/officeDocument/2006/customXml" ds:itemID="{2DDE10A4-CBDB-4779-8026-FE6FF98AD5FD}">
   <ds:schemaRefs>
-    <ds:schemaRef ds:uri="http://schemas.microsoft.com/office/2006/metadata/properties"/>
-    <ds:schemaRef ds:uri="http://schemas.microsoft.com/office/infopath/2007/PartnerControls"/>
+    <ds:schemaRef ds:uri="http://schemas.microsoft.com/sharepoint/v3/contenttype/forms"/>
   </ds:schemaRefs>
 </ds:datastoreItem>
 </file>